--- a/CÔNG TY PHÂN PHỐI TRƯỜNG THÀNH/TruongThanh_ThayDoiTen/TruongThanh_QUYẾT ĐỊNH THAY ĐỔI.docx
+++ b/CÔNG TY PHÂN PHỐI TRƯỜNG THÀNH/TruongThanh_ThayDoiTen/TruongThanh_QUYẾT ĐỊNH THAY ĐỔI.docx
@@ -267,7 +267,7 @@
                 <w:sz w:val="24"/>
                 <w:szCs w:val="24"/>
               </w:rPr>
-              <w:t>4</w:t>
+              <w:t>5</w:t>
             </w:r>
             <w:r>
               <w:rPr>
@@ -426,7 +426,7 @@
           <w:sz w:val="24"/>
           <w:szCs w:val="24"/>
         </w:rPr>
-        <w:t>ngành nghề kinh doanh</w:t>
+        <w:t>tên công ty, địa chỉ trụ sở</w:t>
       </w:r>
     </w:p>
     <w:p>
@@ -781,1915 +781,274 @@
           <w:rFonts w:ascii="Times New Roman" w:eastAsia="Times New Roman" w:hAnsi="Times New Roman" w:cs="Times New Roman"/>
           <w:sz w:val="26"/>
         </w:rPr>
-        <w:t>Thông qua việc thay đổi ngành nghề kinh doanh</w:t>
+        <w:t>T</w:t>
       </w:r>
       <w:r>
         <w:rPr>
           <w:rFonts w:ascii="Times New Roman" w:eastAsia="Times New Roman" w:hAnsi="Times New Roman" w:cs="Times New Roman"/>
           <w:sz w:val="26"/>
         </w:rPr>
+        <w:t xml:space="preserve">hay đổi </w:t>
+      </w:r>
+      <w:r>
+        <w:rPr>
+          <w:rFonts w:ascii="Times New Roman" w:eastAsia="Times New Roman" w:hAnsi="Times New Roman" w:cs="Times New Roman"/>
+          <w:sz w:val="26"/>
+        </w:rPr>
+        <w:t>tên công ty như sau</w:t>
+      </w:r>
+      <w:r>
+        <w:rPr>
+          <w:rFonts w:ascii="Times New Roman" w:eastAsia="Times New Roman" w:hAnsi="Times New Roman" w:cs="Times New Roman"/>
+          <w:sz w:val="26"/>
+        </w:rPr>
+        <w:t xml:space="preserve">: </w:t>
+      </w:r>
+    </w:p>
+    <w:p>
+      <w:pPr>
+        <w:spacing w:before="100" w:beforeAutospacing="1" w:after="100" w:afterAutospacing="1" w:line="240" w:lineRule="auto"/>
+        <w:ind w:left="0" w:right="0" w:firstLine="720"/>
+        <w:rPr>
+          <w:rFonts w:ascii="Times New Roman" w:eastAsia="Times New Roman" w:hAnsi="Times New Roman" w:cs="Times New Roman"/>
+          <w:sz w:val="24"/>
+          <w:szCs w:val="24"/>
+        </w:rPr>
+      </w:pPr>
+      <w:r>
+        <w:rPr>
+          <w:rFonts w:ascii="Times New Roman" w:eastAsia="Times New Roman" w:hAnsi="Times New Roman" w:cs="Times New Roman"/>
+          <w:b/>
+          <w:bCs/>
+          <w:sz w:val="24"/>
+          <w:szCs w:val="24"/>
+        </w:rPr>
+        <w:t>Tên công ty</w:t>
+      </w:r>
+      <w:r>
+        <w:rPr>
+          <w:rFonts w:ascii="Times New Roman" w:eastAsia="Times New Roman" w:hAnsi="Times New Roman" w:cs="Times New Roman"/>
+          <w:b/>
+          <w:bCs/>
+          <w:sz w:val="24"/>
+          <w:szCs w:val="24"/>
+        </w:rPr>
+        <w:t xml:space="preserve"> hiện tại:</w:t>
+      </w:r>
+      <w:r>
+        <w:rPr>
+          <w:rFonts w:ascii="Times New Roman" w:eastAsia="Times New Roman" w:hAnsi="Times New Roman" w:cs="Times New Roman"/>
+          <w:sz w:val="24"/>
+          <w:szCs w:val="24"/>
+        </w:rPr>
         <w:t xml:space="preserve"> </w:t>
       </w:r>
-      <w:r>
-        <w:rPr>
-          <w:rFonts w:ascii="Times New Roman" w:eastAsia="Times New Roman" w:hAnsi="Times New Roman" w:cs="Times New Roman"/>
-          <w:sz w:val="26"/>
-        </w:rPr>
-        <w:t>như sau</w:t>
-      </w:r>
-      <w:r>
-        <w:rPr>
-          <w:rFonts w:ascii="Times New Roman" w:eastAsia="Times New Roman" w:hAnsi="Times New Roman" w:cs="Times New Roman"/>
-          <w:sz w:val="26"/>
-        </w:rPr>
-        <w:t xml:space="preserve">: </w:t>
-      </w:r>
-    </w:p>
-    <w:p>
-      <w:pPr>
-        <w:numPr>
-          <w:ilvl w:val="0"/>
-          <w:numId w:val="3"/>
-        </w:numPr>
-        <w:spacing w:after="120" w:line="240" w:lineRule="auto"/>
-        <w:ind w:right="0"/>
-        <w:contextualSpacing/>
-        <w:jc w:val="both"/>
-        <w:rPr>
-          <w:rFonts w:ascii="Times New Roman" w:eastAsia="Times New Roman" w:hAnsi="Times New Roman" w:cs="Times New Roman"/>
-          <w:sz w:val="26"/>
-        </w:rPr>
-      </w:pPr>
-      <w:r>
-        <w:rPr>
-          <w:rFonts w:ascii="Times New Roman" w:eastAsia="Times New Roman" w:hAnsi="Times New Roman" w:cs="Times New Roman"/>
-          <w:sz w:val="26"/>
-        </w:rPr>
-        <w:t>Bổ sung ngành, nghề kinh doanh sau:</w:t>
-      </w:r>
-    </w:p>
-    <w:p>
-      <w:pPr>
-        <w:spacing w:after="120" w:line="240" w:lineRule="auto"/>
-        <w:ind w:left="720" w:right="0"/>
-        <w:contextualSpacing/>
-        <w:jc w:val="both"/>
-        <w:rPr>
-          <w:rFonts w:ascii="Times New Roman" w:eastAsia="Times New Roman" w:hAnsi="Times New Roman" w:cs="Times New Roman"/>
-          <w:sz w:val="26"/>
-        </w:rPr>
-      </w:pPr>
-    </w:p>
-    <w:tbl>
-      <w:tblPr>
-        <w:tblStyle w:val="TableGrid2"/>
-        <w:tblW w:w="0" w:type="auto"/>
-        <w:jc w:val="center"/>
-        <w:tblLook w:val="04A0" w:firstRow="1" w:lastRow="0" w:firstColumn="1" w:lastColumn="0" w:noHBand="0" w:noVBand="1"/>
-      </w:tblPr>
-      <w:tblGrid>
-        <w:gridCol w:w="675"/>
-        <w:gridCol w:w="6115"/>
-        <w:gridCol w:w="1210"/>
-        <w:gridCol w:w="1286"/>
-      </w:tblGrid>
-      <w:tr>
-        <w:trPr>
-          <w:jc w:val="center"/>
-        </w:trPr>
-        <w:tc>
-          <w:tcPr>
-            <w:tcW w:w="680" w:type="dxa"/>
-            <w:shd w:val="clear" w:color="auto" w:fill="D9EAF7"/>
-            <w:vAlign w:val="center"/>
-          </w:tcPr>
-          <w:p>
-            <w:pPr>
-              <w:spacing w:after="0" w:line="240" w:lineRule="auto"/>
-              <w:ind w:left="0" w:right="0"/>
-              <w:jc w:val="center"/>
-              <w:rPr>
-                <w:rFonts w:ascii="Times New Roman" w:eastAsia="Times New Roman" w:hAnsi="Times New Roman" w:cs="Times New Roman"/>
-                <w:sz w:val="24"/>
-                <w:szCs w:val="24"/>
-              </w:rPr>
-            </w:pPr>
-            <w:r>
-              <w:rPr>
-                <w:rFonts w:ascii="Times New Roman" w:eastAsia="Times New Roman" w:hAnsi="Times New Roman" w:cs="Times New Roman"/>
-                <w:b/>
-                <w:sz w:val="24"/>
-                <w:szCs w:val="24"/>
-              </w:rPr>
-              <w:t>STT</w:t>
-            </w:r>
-          </w:p>
-        </w:tc>
-        <w:tc>
-          <w:tcPr>
-            <w:tcW w:w="11622" w:type="dxa"/>
-            <w:shd w:val="clear" w:color="auto" w:fill="D9EAF7"/>
-            <w:vAlign w:val="center"/>
-          </w:tcPr>
-          <w:p>
-            <w:pPr>
-              <w:spacing w:after="0" w:line="240" w:lineRule="auto"/>
-              <w:ind w:left="0" w:right="0"/>
-              <w:jc w:val="center"/>
-              <w:rPr>
-                <w:rFonts w:ascii="Times New Roman" w:eastAsia="Times New Roman" w:hAnsi="Times New Roman" w:cs="Times New Roman"/>
-                <w:sz w:val="24"/>
-                <w:szCs w:val="24"/>
-              </w:rPr>
-            </w:pPr>
-            <w:r>
-              <w:rPr>
-                <w:rFonts w:ascii="Times New Roman" w:eastAsia="Times New Roman" w:hAnsi="Times New Roman" w:cs="Times New Roman"/>
-                <w:b/>
-                <w:sz w:val="24"/>
-                <w:szCs w:val="24"/>
-              </w:rPr>
-              <w:t>Tên ngành</w:t>
-            </w:r>
-            <w:r>
-              <w:rPr>
-                <w:rFonts w:ascii="Times New Roman" w:eastAsia="Times New Roman" w:hAnsi="Times New Roman" w:cs="Times New Roman"/>
-                <w:b/>
-                <w:sz w:val="24"/>
-                <w:szCs w:val="24"/>
-              </w:rPr>
-              <w:t xml:space="preserve"> được bổ sung</w:t>
-            </w:r>
-          </w:p>
-        </w:tc>
-        <w:tc>
-          <w:tcPr>
-            <w:tcW w:w="1587" w:type="dxa"/>
-            <w:shd w:val="clear" w:color="auto" w:fill="D9EAF7"/>
-            <w:vAlign w:val="center"/>
-          </w:tcPr>
-          <w:p>
-            <w:pPr>
-              <w:spacing w:after="0" w:line="240" w:lineRule="auto"/>
-              <w:ind w:left="0" w:right="0"/>
-              <w:jc w:val="center"/>
-              <w:rPr>
-                <w:rFonts w:ascii="Times New Roman" w:eastAsia="Times New Roman" w:hAnsi="Times New Roman" w:cs="Times New Roman"/>
-                <w:sz w:val="24"/>
-                <w:szCs w:val="24"/>
-              </w:rPr>
-            </w:pPr>
-            <w:r>
-              <w:rPr>
-                <w:rFonts w:ascii="Times New Roman" w:eastAsia="Times New Roman" w:hAnsi="Times New Roman" w:cs="Times New Roman"/>
-                <w:b/>
-                <w:sz w:val="24"/>
-                <w:szCs w:val="24"/>
-              </w:rPr>
-              <w:t>Mã ngành</w:t>
-            </w:r>
-          </w:p>
-        </w:tc>
-        <w:tc>
-          <w:tcPr>
-            <w:tcW w:w="1701" w:type="dxa"/>
-            <w:shd w:val="clear" w:color="auto" w:fill="D9EAF7"/>
-            <w:vAlign w:val="center"/>
-          </w:tcPr>
-          <w:p>
-            <w:pPr>
-              <w:spacing w:after="0" w:line="240" w:lineRule="auto"/>
-              <w:ind w:left="0" w:right="0"/>
-              <w:jc w:val="center"/>
-              <w:rPr>
-                <w:rFonts w:ascii="Times New Roman" w:eastAsia="Times New Roman" w:hAnsi="Times New Roman" w:cs="Times New Roman"/>
-                <w:sz w:val="24"/>
-                <w:szCs w:val="24"/>
-              </w:rPr>
-            </w:pPr>
-            <w:r>
-              <w:rPr>
-                <w:rFonts w:ascii="Times New Roman" w:eastAsia="Times New Roman" w:hAnsi="Times New Roman" w:cs="Times New Roman"/>
-                <w:b/>
-                <w:sz w:val="24"/>
-                <w:szCs w:val="24"/>
-              </w:rPr>
-              <w:t>Ngành chính</w:t>
-            </w:r>
-          </w:p>
-        </w:tc>
-      </w:tr>
-      <w:tr>
-        <w:trPr>
-          <w:jc w:val="center"/>
-        </w:trPr>
-        <w:tc>
-          <w:tcPr>
-            <w:tcW w:w="680" w:type="dxa"/>
-          </w:tcPr>
-          <w:p>
-            <w:pPr>
-              <w:spacing w:after="0" w:line="240" w:lineRule="auto"/>
-              <w:ind w:left="0" w:right="0"/>
-              <w:jc w:val="center"/>
-              <w:rPr>
-                <w:rFonts w:ascii="Times New Roman" w:eastAsia="Times New Roman" w:hAnsi="Times New Roman" w:cs="Times New Roman"/>
-                <w:sz w:val="24"/>
-                <w:szCs w:val="24"/>
-              </w:rPr>
-            </w:pPr>
-            <w:r>
-              <w:rPr>
-                <w:rFonts w:ascii="Times New Roman" w:eastAsia="Times New Roman" w:hAnsi="Times New Roman" w:cs="Times New Roman"/>
-                <w:sz w:val="24"/>
-                <w:szCs w:val="24"/>
-              </w:rPr>
-              <w:t>1</w:t>
-            </w:r>
-          </w:p>
-        </w:tc>
-        <w:tc>
-          <w:tcPr>
-            <w:tcW w:w="11622" w:type="dxa"/>
-          </w:tcPr>
-          <w:p>
-            <w:pPr>
-              <w:spacing w:after="0" w:line="240" w:lineRule="auto"/>
-              <w:ind w:left="0" w:right="0"/>
-              <w:rPr>
-                <w:rFonts w:ascii="Times New Roman" w:eastAsia="Times New Roman" w:hAnsi="Times New Roman" w:cs="Times New Roman"/>
-                <w:sz w:val="24"/>
-                <w:szCs w:val="24"/>
-              </w:rPr>
-            </w:pPr>
-            <w:r>
-              <w:rPr>
-                <w:rFonts w:ascii="Times New Roman" w:eastAsia="Times New Roman" w:hAnsi="Times New Roman" w:cs="Times New Roman"/>
-                <w:sz w:val="24"/>
-                <w:szCs w:val="24"/>
-              </w:rPr>
-              <w:t>Sản xuất giường, tủ, bàn, ghế bằng gỗ</w:t>
-            </w:r>
-          </w:p>
-          <w:p>
-            <w:pPr>
-              <w:spacing w:after="0" w:line="240" w:lineRule="auto"/>
-              <w:ind w:left="0" w:right="0"/>
-              <w:rPr>
-                <w:rFonts w:ascii="Times New Roman" w:eastAsia="Times New Roman" w:hAnsi="Times New Roman" w:cs="Times New Roman"/>
-                <w:sz w:val="24"/>
-                <w:szCs w:val="24"/>
-              </w:rPr>
-            </w:pPr>
-            <w:r>
-              <w:rPr>
-                <w:rFonts w:ascii="Times New Roman" w:eastAsia="Times New Roman" w:hAnsi="Times New Roman" w:cs="Times New Roman"/>
-                <w:sz w:val="24"/>
-                <w:szCs w:val="24"/>
-              </w:rPr>
-              <w:t>(Chỉ được sản xuất, gia công sau khi hoàn thành đầy đủ các thủ tục về đất đai (SKC), xây dựng, phòng cháy chữa cháy, bảo vệ môi trường)</w:t>
-            </w:r>
-          </w:p>
-        </w:tc>
-        <w:tc>
-          <w:tcPr>
-            <w:tcW w:w="1587" w:type="dxa"/>
-          </w:tcPr>
-          <w:p>
-            <w:pPr>
-              <w:spacing w:after="0" w:line="240" w:lineRule="auto"/>
-              <w:ind w:left="0" w:right="0"/>
-              <w:jc w:val="center"/>
-              <w:rPr>
-                <w:rFonts w:ascii="Times New Roman" w:eastAsia="Times New Roman" w:hAnsi="Times New Roman" w:cs="Times New Roman"/>
-                <w:sz w:val="24"/>
-                <w:szCs w:val="24"/>
-              </w:rPr>
-            </w:pPr>
-            <w:r>
-              <w:rPr>
-                <w:rFonts w:ascii="Times New Roman" w:eastAsia="Times New Roman" w:hAnsi="Times New Roman" w:cs="Times New Roman"/>
-                <w:sz w:val="24"/>
-                <w:szCs w:val="24"/>
-              </w:rPr>
-              <w:t>3101</w:t>
-            </w:r>
-          </w:p>
-        </w:tc>
-        <w:tc>
-          <w:tcPr>
-            <w:tcW w:w="1701" w:type="dxa"/>
-          </w:tcPr>
-          <w:p>
-            <w:pPr>
-              <w:spacing w:after="0" w:line="240" w:lineRule="auto"/>
-              <w:ind w:left="0" w:right="0"/>
-              <w:jc w:val="center"/>
-              <w:rPr>
-                <w:rFonts w:ascii="Times New Roman" w:eastAsia="Times New Roman" w:hAnsi="Times New Roman" w:cs="Times New Roman"/>
-                <w:sz w:val="24"/>
-                <w:szCs w:val="24"/>
-              </w:rPr>
-            </w:pPr>
-            <w:r>
-              <w:rPr>
-                <w:rFonts w:ascii="Times New Roman" w:eastAsia="Times New Roman" w:hAnsi="Times New Roman" w:cs="Times New Roman"/>
-                <w:sz w:val="24"/>
-                <w:szCs w:val="24"/>
-              </w:rPr>
-              <w:t>X</w:t>
-            </w:r>
-          </w:p>
-        </w:tc>
-      </w:tr>
-      <w:tr>
-        <w:trPr>
-          <w:jc w:val="center"/>
-        </w:trPr>
-        <w:tc>
-          <w:tcPr>
-            <w:tcW w:w="680" w:type="dxa"/>
-          </w:tcPr>
-          <w:p>
-            <w:pPr>
-              <w:spacing w:after="0" w:line="240" w:lineRule="auto"/>
-              <w:ind w:left="0" w:right="0"/>
-              <w:jc w:val="center"/>
-              <w:rPr>
-                <w:rFonts w:ascii="Times New Roman" w:eastAsia="Times New Roman" w:hAnsi="Times New Roman" w:cs="Times New Roman"/>
-                <w:sz w:val="24"/>
-                <w:szCs w:val="24"/>
-              </w:rPr>
-            </w:pPr>
-            <w:r>
-              <w:rPr>
-                <w:rFonts w:ascii="Times New Roman" w:eastAsia="Times New Roman" w:hAnsi="Times New Roman" w:cs="Times New Roman"/>
-                <w:sz w:val="24"/>
-                <w:szCs w:val="24"/>
-              </w:rPr>
-              <w:t>2</w:t>
-            </w:r>
-          </w:p>
-        </w:tc>
-        <w:tc>
-          <w:tcPr>
-            <w:tcW w:w="11622" w:type="dxa"/>
-          </w:tcPr>
-          <w:p>
-            <w:pPr>
-              <w:spacing w:after="0" w:line="240" w:lineRule="auto"/>
-              <w:ind w:left="0" w:right="0"/>
-              <w:rPr>
-                <w:rFonts w:ascii="Times New Roman" w:eastAsia="Times New Roman" w:hAnsi="Times New Roman" w:cs="Times New Roman"/>
-                <w:sz w:val="24"/>
-                <w:szCs w:val="24"/>
-              </w:rPr>
-            </w:pPr>
-            <w:r>
-              <w:rPr>
-                <w:rFonts w:ascii="Times New Roman" w:eastAsia="Times New Roman" w:hAnsi="Times New Roman" w:cs="Times New Roman"/>
-                <w:sz w:val="24"/>
-                <w:szCs w:val="24"/>
-              </w:rPr>
-              <w:t>Xây dựng công trình kỹ thuật dân dụng khác</w:t>
-            </w:r>
-          </w:p>
-        </w:tc>
-        <w:tc>
-          <w:tcPr>
-            <w:tcW w:w="1587" w:type="dxa"/>
-          </w:tcPr>
-          <w:p>
-            <w:pPr>
-              <w:spacing w:after="0" w:line="240" w:lineRule="auto"/>
-              <w:ind w:left="0" w:right="0"/>
-              <w:jc w:val="center"/>
-              <w:rPr>
-                <w:rFonts w:ascii="Times New Roman" w:eastAsia="Times New Roman" w:hAnsi="Times New Roman" w:cs="Times New Roman"/>
-                <w:sz w:val="24"/>
-                <w:szCs w:val="24"/>
-              </w:rPr>
-            </w:pPr>
-            <w:r>
-              <w:rPr>
-                <w:rFonts w:ascii="Times New Roman" w:eastAsia="Times New Roman" w:hAnsi="Times New Roman" w:cs="Times New Roman"/>
-                <w:sz w:val="24"/>
-                <w:szCs w:val="24"/>
-              </w:rPr>
-              <w:t>4299</w:t>
-            </w:r>
-          </w:p>
-        </w:tc>
-        <w:tc>
-          <w:tcPr>
-            <w:tcW w:w="1701" w:type="dxa"/>
-          </w:tcPr>
-          <w:p>
-            <w:pPr>
-              <w:spacing w:after="0" w:line="240" w:lineRule="auto"/>
-              <w:ind w:left="0" w:right="0"/>
-              <w:jc w:val="center"/>
-              <w:rPr>
-                <w:rFonts w:ascii="Times New Roman" w:eastAsia="Times New Roman" w:hAnsi="Times New Roman" w:cs="Times New Roman"/>
-                <w:sz w:val="24"/>
-                <w:szCs w:val="24"/>
-              </w:rPr>
-            </w:pPr>
-            <w:r>
-              <w:rPr>
-                <w:rFonts w:ascii="Times New Roman" w:eastAsia="Times New Roman" w:hAnsi="Times New Roman" w:cs="Times New Roman"/>
-                <w:sz w:val="24"/>
-                <w:szCs w:val="24"/>
-              </w:rPr>
-              <w:t xml:space="preserve"> </w:t>
-            </w:r>
-          </w:p>
-        </w:tc>
-      </w:tr>
-      <w:tr>
-        <w:trPr>
-          <w:jc w:val="center"/>
-        </w:trPr>
-        <w:tc>
-          <w:tcPr>
-            <w:tcW w:w="680" w:type="dxa"/>
-          </w:tcPr>
-          <w:p>
-            <w:pPr>
-              <w:spacing w:after="0" w:line="240" w:lineRule="auto"/>
-              <w:ind w:left="0" w:right="0"/>
-              <w:jc w:val="center"/>
-              <w:rPr>
-                <w:rFonts w:ascii="Times New Roman" w:eastAsia="Times New Roman" w:hAnsi="Times New Roman" w:cs="Times New Roman"/>
-                <w:sz w:val="24"/>
-                <w:szCs w:val="24"/>
-              </w:rPr>
-            </w:pPr>
-            <w:r>
-              <w:rPr>
-                <w:rFonts w:ascii="Times New Roman" w:eastAsia="Times New Roman" w:hAnsi="Times New Roman" w:cs="Times New Roman"/>
-                <w:sz w:val="24"/>
-                <w:szCs w:val="24"/>
-              </w:rPr>
-              <w:t>3</w:t>
-            </w:r>
-          </w:p>
-        </w:tc>
-        <w:tc>
-          <w:tcPr>
-            <w:tcW w:w="11622" w:type="dxa"/>
-          </w:tcPr>
-          <w:p>
-            <w:pPr>
-              <w:spacing w:after="0" w:line="240" w:lineRule="auto"/>
-              <w:ind w:left="0" w:right="0"/>
-              <w:rPr>
-                <w:rFonts w:ascii="Times New Roman" w:eastAsia="Times New Roman" w:hAnsi="Times New Roman" w:cs="Times New Roman"/>
-                <w:sz w:val="24"/>
-                <w:szCs w:val="24"/>
-              </w:rPr>
-            </w:pPr>
-            <w:r>
-              <w:rPr>
-                <w:rFonts w:ascii="Times New Roman" w:eastAsia="Times New Roman" w:hAnsi="Times New Roman" w:cs="Times New Roman"/>
-                <w:sz w:val="24"/>
-                <w:szCs w:val="24"/>
-              </w:rPr>
-              <w:t>Bán buôn vật liệu, thiết bị lắp đặt khác trong xây dựng</w:t>
-            </w:r>
-          </w:p>
-        </w:tc>
-        <w:tc>
-          <w:tcPr>
-            <w:tcW w:w="1587" w:type="dxa"/>
-          </w:tcPr>
-          <w:p>
-            <w:pPr>
-              <w:spacing w:after="0" w:line="240" w:lineRule="auto"/>
-              <w:ind w:left="0" w:right="0"/>
-              <w:jc w:val="center"/>
-              <w:rPr>
-                <w:rFonts w:ascii="Times New Roman" w:eastAsia="Times New Roman" w:hAnsi="Times New Roman" w:cs="Times New Roman"/>
-                <w:sz w:val="24"/>
-                <w:szCs w:val="24"/>
-              </w:rPr>
-            </w:pPr>
-            <w:r>
-              <w:rPr>
-                <w:rFonts w:ascii="Times New Roman" w:eastAsia="Times New Roman" w:hAnsi="Times New Roman" w:cs="Times New Roman"/>
-                <w:sz w:val="24"/>
-                <w:szCs w:val="24"/>
-              </w:rPr>
-              <w:t>4673</w:t>
-            </w:r>
-          </w:p>
-        </w:tc>
-        <w:tc>
-          <w:tcPr>
-            <w:tcW w:w="1701" w:type="dxa"/>
-          </w:tcPr>
-          <w:p>
-            <w:pPr>
-              <w:spacing w:after="0" w:line="240" w:lineRule="auto"/>
-              <w:ind w:left="0" w:right="0"/>
-              <w:jc w:val="center"/>
-              <w:rPr>
-                <w:rFonts w:ascii="Times New Roman" w:eastAsia="Times New Roman" w:hAnsi="Times New Roman" w:cs="Times New Roman"/>
-                <w:sz w:val="24"/>
-                <w:szCs w:val="24"/>
-              </w:rPr>
-            </w:pPr>
-            <w:r>
-              <w:rPr>
-                <w:rFonts w:ascii="Times New Roman" w:eastAsia="Times New Roman" w:hAnsi="Times New Roman" w:cs="Times New Roman"/>
-                <w:sz w:val="24"/>
-                <w:szCs w:val="24"/>
-              </w:rPr>
-              <w:t xml:space="preserve"> </w:t>
-            </w:r>
-          </w:p>
-        </w:tc>
-      </w:tr>
-      <w:tr>
-        <w:trPr>
-          <w:jc w:val="center"/>
-        </w:trPr>
-        <w:tc>
-          <w:tcPr>
-            <w:tcW w:w="680" w:type="dxa"/>
-          </w:tcPr>
-          <w:p>
-            <w:pPr>
-              <w:spacing w:after="0" w:line="240" w:lineRule="auto"/>
-              <w:ind w:left="0" w:right="0"/>
-              <w:jc w:val="center"/>
-              <w:rPr>
-                <w:rFonts w:ascii="Times New Roman" w:eastAsia="Times New Roman" w:hAnsi="Times New Roman" w:cs="Times New Roman"/>
-                <w:sz w:val="24"/>
-                <w:szCs w:val="24"/>
-              </w:rPr>
-            </w:pPr>
-            <w:r>
-              <w:rPr>
-                <w:rFonts w:ascii="Times New Roman" w:eastAsia="Times New Roman" w:hAnsi="Times New Roman" w:cs="Times New Roman"/>
-                <w:sz w:val="24"/>
-                <w:szCs w:val="24"/>
-              </w:rPr>
-              <w:t>4</w:t>
-            </w:r>
-          </w:p>
-        </w:tc>
-        <w:tc>
-          <w:tcPr>
-            <w:tcW w:w="11622" w:type="dxa"/>
-          </w:tcPr>
-          <w:p>
-            <w:pPr>
-              <w:spacing w:after="0" w:line="240" w:lineRule="auto"/>
-              <w:ind w:left="0" w:right="0"/>
-              <w:rPr>
-                <w:rFonts w:ascii="Times New Roman" w:eastAsia="Times New Roman" w:hAnsi="Times New Roman" w:cs="Times New Roman"/>
-                <w:sz w:val="24"/>
-                <w:szCs w:val="24"/>
-              </w:rPr>
-            </w:pPr>
-            <w:r>
-              <w:rPr>
-                <w:rFonts w:ascii="Times New Roman" w:eastAsia="Times New Roman" w:hAnsi="Times New Roman" w:cs="Times New Roman"/>
-                <w:sz w:val="24"/>
-                <w:szCs w:val="24"/>
-              </w:rPr>
-              <w:t>Bán buôn chuyên doanh khác chưa được phân vào đâu</w:t>
-            </w:r>
-          </w:p>
-        </w:tc>
-        <w:tc>
-          <w:tcPr>
-            <w:tcW w:w="1587" w:type="dxa"/>
-          </w:tcPr>
-          <w:p>
-            <w:pPr>
-              <w:spacing w:after="0" w:line="240" w:lineRule="auto"/>
-              <w:ind w:left="0" w:right="0"/>
-              <w:jc w:val="center"/>
-              <w:rPr>
-                <w:rFonts w:ascii="Times New Roman" w:eastAsia="Times New Roman" w:hAnsi="Times New Roman" w:cs="Times New Roman"/>
-                <w:sz w:val="24"/>
-                <w:szCs w:val="24"/>
-              </w:rPr>
-            </w:pPr>
-            <w:r>
-              <w:rPr>
-                <w:rFonts w:ascii="Times New Roman" w:eastAsia="Times New Roman" w:hAnsi="Times New Roman" w:cs="Times New Roman"/>
-                <w:sz w:val="24"/>
-                <w:szCs w:val="24"/>
-              </w:rPr>
-              <w:t>4679</w:t>
-            </w:r>
-          </w:p>
-        </w:tc>
-        <w:tc>
-          <w:tcPr>
-            <w:tcW w:w="1701" w:type="dxa"/>
-          </w:tcPr>
-          <w:p>
-            <w:pPr>
-              <w:spacing w:after="0" w:line="240" w:lineRule="auto"/>
-              <w:ind w:left="0" w:right="0"/>
-              <w:jc w:val="center"/>
-              <w:rPr>
-                <w:rFonts w:ascii="Times New Roman" w:eastAsia="Times New Roman" w:hAnsi="Times New Roman" w:cs="Times New Roman"/>
-                <w:sz w:val="24"/>
-                <w:szCs w:val="24"/>
-              </w:rPr>
-            </w:pPr>
-            <w:r>
-              <w:rPr>
-                <w:rFonts w:ascii="Times New Roman" w:eastAsia="Times New Roman" w:hAnsi="Times New Roman" w:cs="Times New Roman"/>
-                <w:sz w:val="24"/>
-                <w:szCs w:val="24"/>
-              </w:rPr>
-              <w:t xml:space="preserve"> </w:t>
-            </w:r>
-          </w:p>
-        </w:tc>
-      </w:tr>
-    </w:tbl>
-    <w:p>
-      <w:pPr>
-        <w:pStyle w:val="ListParagraph"/>
-        <w:spacing w:after="120" w:line="240" w:lineRule="auto"/>
-        <w:ind w:right="0"/>
-        <w:jc w:val="both"/>
-        <w:rPr>
-          <w:rFonts w:ascii="Times New Roman" w:eastAsia="Times New Roman" w:hAnsi="Times New Roman"/>
-          <w:sz w:val="26"/>
-        </w:rPr>
-      </w:pPr>
-    </w:p>
-    <w:p>
-      <w:pPr>
-        <w:pStyle w:val="ListParagraph"/>
-        <w:numPr>
-          <w:ilvl w:val="0"/>
-          <w:numId w:val="3"/>
-        </w:numPr>
-        <w:spacing w:after="120" w:line="240" w:lineRule="auto"/>
-        <w:ind w:right="0"/>
-        <w:jc w:val="both"/>
-        <w:rPr>
-          <w:rFonts w:ascii="Times New Roman" w:eastAsia="Times New Roman" w:hAnsi="Times New Roman"/>
-          <w:sz w:val="26"/>
-        </w:rPr>
-      </w:pPr>
-      <w:r>
-        <w:rPr>
-          <w:rFonts w:ascii="Times New Roman" w:eastAsia="Times New Roman" w:hAnsi="Times New Roman"/>
-          <w:sz w:val="26"/>
-        </w:rPr>
-        <w:t>Cập nhật ngành nghề kinh doanh sau:</w:t>
-      </w:r>
-    </w:p>
-    <w:tbl>
-      <w:tblPr>
-        <w:tblStyle w:val="TableGrid3"/>
-        <w:tblW w:w="0" w:type="auto"/>
-        <w:jc w:val="center"/>
-        <w:tblLook w:val="04A0" w:firstRow="1" w:lastRow="0" w:firstColumn="1" w:lastColumn="0" w:noHBand="0" w:noVBand="1"/>
-      </w:tblPr>
-      <w:tblGrid>
-        <w:gridCol w:w="675"/>
-        <w:gridCol w:w="6115"/>
-        <w:gridCol w:w="1210"/>
-        <w:gridCol w:w="1286"/>
-      </w:tblGrid>
-      <w:tr>
-        <w:trPr>
-          <w:jc w:val="center"/>
-        </w:trPr>
-        <w:tc>
-          <w:tcPr>
-            <w:tcW w:w="680" w:type="dxa"/>
-            <w:shd w:val="clear" w:color="auto" w:fill="D9EAF7"/>
-            <w:vAlign w:val="center"/>
-          </w:tcPr>
-          <w:p>
-            <w:pPr>
-              <w:spacing w:after="0" w:line="240" w:lineRule="auto"/>
-              <w:ind w:left="0" w:right="0"/>
-              <w:jc w:val="center"/>
-              <w:rPr>
-                <w:rFonts w:ascii="Times New Roman" w:eastAsia="Times New Roman" w:hAnsi="Times New Roman" w:cs="Times New Roman"/>
-                <w:sz w:val="24"/>
-                <w:szCs w:val="24"/>
-              </w:rPr>
-            </w:pPr>
-            <w:r>
-              <w:rPr>
-                <w:rFonts w:ascii="Times New Roman" w:eastAsia="Times New Roman" w:hAnsi="Times New Roman" w:cs="Times New Roman"/>
-                <w:b/>
-                <w:sz w:val="24"/>
-                <w:szCs w:val="24"/>
-              </w:rPr>
-              <w:t>STT</w:t>
-            </w:r>
-          </w:p>
-        </w:tc>
-        <w:tc>
-          <w:tcPr>
-            <w:tcW w:w="11622" w:type="dxa"/>
-            <w:shd w:val="clear" w:color="auto" w:fill="D9EAF7"/>
-            <w:vAlign w:val="center"/>
-          </w:tcPr>
-          <w:p>
-            <w:pPr>
-              <w:spacing w:after="0" w:line="240" w:lineRule="auto"/>
-              <w:ind w:left="0" w:right="0"/>
-              <w:jc w:val="center"/>
-              <w:rPr>
-                <w:rFonts w:ascii="Times New Roman" w:eastAsia="Times New Roman" w:hAnsi="Times New Roman" w:cs="Times New Roman"/>
-                <w:sz w:val="24"/>
-                <w:szCs w:val="24"/>
-              </w:rPr>
-            </w:pPr>
-            <w:r>
-              <w:rPr>
-                <w:rFonts w:ascii="Times New Roman" w:eastAsia="Times New Roman" w:hAnsi="Times New Roman" w:cs="Times New Roman"/>
-                <w:b/>
-                <w:sz w:val="24"/>
-                <w:szCs w:val="24"/>
-              </w:rPr>
-              <w:t>Tên ngành</w:t>
-            </w:r>
-            <w:r>
-              <w:rPr>
-                <w:rFonts w:ascii="Times New Roman" w:eastAsia="Times New Roman" w:hAnsi="Times New Roman" w:cs="Times New Roman"/>
-                <w:b/>
-                <w:sz w:val="24"/>
-                <w:szCs w:val="24"/>
-              </w:rPr>
-              <w:t xml:space="preserve"> được cập nhật</w:t>
-            </w:r>
-          </w:p>
-        </w:tc>
-        <w:tc>
-          <w:tcPr>
-            <w:tcW w:w="1587" w:type="dxa"/>
-            <w:shd w:val="clear" w:color="auto" w:fill="D9EAF7"/>
-            <w:vAlign w:val="center"/>
-          </w:tcPr>
-          <w:p>
-            <w:pPr>
-              <w:spacing w:after="0" w:line="240" w:lineRule="auto"/>
-              <w:ind w:left="0" w:right="0"/>
-              <w:jc w:val="center"/>
-              <w:rPr>
-                <w:rFonts w:ascii="Times New Roman" w:eastAsia="Times New Roman" w:hAnsi="Times New Roman" w:cs="Times New Roman"/>
-                <w:sz w:val="24"/>
-                <w:szCs w:val="24"/>
-              </w:rPr>
-            </w:pPr>
-            <w:r>
-              <w:rPr>
-                <w:rFonts w:ascii="Times New Roman" w:eastAsia="Times New Roman" w:hAnsi="Times New Roman" w:cs="Times New Roman"/>
-                <w:b/>
-                <w:sz w:val="24"/>
-                <w:szCs w:val="24"/>
-              </w:rPr>
-              <w:t>Mã ngành</w:t>
-            </w:r>
-          </w:p>
-        </w:tc>
-        <w:tc>
-          <w:tcPr>
-            <w:tcW w:w="1701" w:type="dxa"/>
-            <w:shd w:val="clear" w:color="auto" w:fill="D9EAF7"/>
-            <w:vAlign w:val="center"/>
-          </w:tcPr>
-          <w:p>
-            <w:pPr>
-              <w:spacing w:after="0" w:line="240" w:lineRule="auto"/>
-              <w:ind w:left="0" w:right="0"/>
-              <w:jc w:val="center"/>
-              <w:rPr>
-                <w:rFonts w:ascii="Times New Roman" w:eastAsia="Times New Roman" w:hAnsi="Times New Roman" w:cs="Times New Roman"/>
-                <w:sz w:val="24"/>
-                <w:szCs w:val="24"/>
-              </w:rPr>
-            </w:pPr>
-            <w:r>
-              <w:rPr>
-                <w:rFonts w:ascii="Times New Roman" w:eastAsia="Times New Roman" w:hAnsi="Times New Roman" w:cs="Times New Roman"/>
-                <w:b/>
-                <w:sz w:val="24"/>
-                <w:szCs w:val="24"/>
-              </w:rPr>
-              <w:t>Ngành chính</w:t>
-            </w:r>
-          </w:p>
-        </w:tc>
-      </w:tr>
-      <w:tr>
-        <w:trPr>
-          <w:jc w:val="center"/>
-        </w:trPr>
-        <w:tc>
-          <w:tcPr>
-            <w:tcW w:w="680" w:type="dxa"/>
-          </w:tcPr>
-          <w:p>
-            <w:pPr>
-              <w:spacing w:after="0" w:line="240" w:lineRule="auto"/>
-              <w:ind w:left="0" w:right="0"/>
-              <w:jc w:val="center"/>
-              <w:rPr>
-                <w:rFonts w:ascii="Times New Roman" w:eastAsia="Times New Roman" w:hAnsi="Times New Roman" w:cs="Times New Roman"/>
-                <w:sz w:val="24"/>
-                <w:szCs w:val="24"/>
-              </w:rPr>
-            </w:pPr>
-            <w:r>
-              <w:rPr>
-                <w:rFonts w:ascii="Times New Roman" w:eastAsia="Times New Roman" w:hAnsi="Times New Roman" w:cs="Times New Roman"/>
-                <w:sz w:val="24"/>
-                <w:szCs w:val="24"/>
-              </w:rPr>
-              <w:t>1</w:t>
-            </w:r>
-          </w:p>
-        </w:tc>
-        <w:tc>
-          <w:tcPr>
-            <w:tcW w:w="11622" w:type="dxa"/>
-          </w:tcPr>
-          <w:p>
-            <w:pPr>
-              <w:spacing w:after="0" w:line="240" w:lineRule="auto"/>
-              <w:ind w:left="0" w:right="0"/>
-              <w:rPr>
-                <w:rFonts w:ascii="Times New Roman" w:eastAsia="Times New Roman" w:hAnsi="Times New Roman" w:cs="Times New Roman"/>
-                <w:sz w:val="24"/>
-                <w:szCs w:val="24"/>
-              </w:rPr>
-            </w:pPr>
-            <w:r>
-              <w:rPr>
-                <w:rFonts w:ascii="Times New Roman" w:eastAsia="Times New Roman" w:hAnsi="Times New Roman" w:cs="Times New Roman"/>
-                <w:sz w:val="24"/>
-                <w:szCs w:val="24"/>
-              </w:rPr>
-              <w:t>Lắp đặt hệ thống cấp, thoát nước, hệ thống sưởi và điều hoà không khí</w:t>
-            </w:r>
-          </w:p>
-        </w:tc>
-        <w:tc>
-          <w:tcPr>
-            <w:tcW w:w="1587" w:type="dxa"/>
-          </w:tcPr>
-          <w:p>
-            <w:pPr>
-              <w:spacing w:after="0" w:line="240" w:lineRule="auto"/>
-              <w:ind w:left="0" w:right="0"/>
-              <w:jc w:val="center"/>
-              <w:rPr>
-                <w:rFonts w:ascii="Times New Roman" w:eastAsia="Times New Roman" w:hAnsi="Times New Roman" w:cs="Times New Roman"/>
-                <w:sz w:val="24"/>
-                <w:szCs w:val="24"/>
-              </w:rPr>
-            </w:pPr>
-            <w:r>
-              <w:rPr>
-                <w:rFonts w:ascii="Times New Roman" w:eastAsia="Times New Roman" w:hAnsi="Times New Roman" w:cs="Times New Roman"/>
-                <w:sz w:val="24"/>
-                <w:szCs w:val="24"/>
-              </w:rPr>
-              <w:t>4322</w:t>
-            </w:r>
-          </w:p>
-        </w:tc>
-        <w:tc>
-          <w:tcPr>
-            <w:tcW w:w="1701" w:type="dxa"/>
-          </w:tcPr>
-          <w:p>
-            <w:pPr>
-              <w:spacing w:after="0" w:line="240" w:lineRule="auto"/>
-              <w:ind w:left="0" w:right="0"/>
-              <w:jc w:val="center"/>
-              <w:rPr>
-                <w:rFonts w:ascii="Times New Roman" w:eastAsia="Times New Roman" w:hAnsi="Times New Roman" w:cs="Times New Roman"/>
-                <w:sz w:val="24"/>
-                <w:szCs w:val="24"/>
-              </w:rPr>
-            </w:pPr>
-          </w:p>
-        </w:tc>
-      </w:tr>
-      <w:tr>
-        <w:trPr>
-          <w:jc w:val="center"/>
-        </w:trPr>
-        <w:tc>
-          <w:tcPr>
-            <w:tcW w:w="680" w:type="dxa"/>
-          </w:tcPr>
-          <w:p>
-            <w:pPr>
-              <w:spacing w:after="0" w:line="240" w:lineRule="auto"/>
-              <w:ind w:left="0" w:right="0"/>
-              <w:jc w:val="center"/>
-              <w:rPr>
-                <w:rFonts w:ascii="Times New Roman" w:eastAsia="Times New Roman" w:hAnsi="Times New Roman" w:cs="Times New Roman"/>
-                <w:sz w:val="24"/>
-                <w:szCs w:val="24"/>
-              </w:rPr>
-            </w:pPr>
-            <w:r>
-              <w:rPr>
-                <w:rFonts w:ascii="Times New Roman" w:eastAsia="Times New Roman" w:hAnsi="Times New Roman" w:cs="Times New Roman"/>
-                <w:sz w:val="24"/>
-                <w:szCs w:val="24"/>
-              </w:rPr>
-              <w:t>2</w:t>
-            </w:r>
-          </w:p>
-        </w:tc>
-        <w:tc>
-          <w:tcPr>
-            <w:tcW w:w="11622" w:type="dxa"/>
-          </w:tcPr>
-          <w:p>
-            <w:pPr>
-              <w:spacing w:after="0" w:line="240" w:lineRule="auto"/>
-              <w:ind w:left="0" w:right="0"/>
-              <w:rPr>
-                <w:rFonts w:ascii="Times New Roman" w:eastAsia="Times New Roman" w:hAnsi="Times New Roman" w:cs="Times New Roman"/>
-                <w:sz w:val="24"/>
-                <w:szCs w:val="24"/>
-              </w:rPr>
-            </w:pPr>
-            <w:r>
-              <w:rPr>
-                <w:rFonts w:ascii="Times New Roman" w:eastAsia="Times New Roman" w:hAnsi="Times New Roman" w:cs="Times New Roman"/>
-                <w:sz w:val="24"/>
-                <w:szCs w:val="24"/>
-              </w:rPr>
-              <w:t>Bán lẻ đồ ngũ kim, sơn, kính, vật liệu và thiết bị lắp đặt khác trong xây dựng</w:t>
-            </w:r>
-          </w:p>
-        </w:tc>
-        <w:tc>
-          <w:tcPr>
-            <w:tcW w:w="1587" w:type="dxa"/>
-          </w:tcPr>
-          <w:p>
-            <w:pPr>
-              <w:spacing w:after="0" w:line="240" w:lineRule="auto"/>
-              <w:ind w:left="0" w:right="0"/>
-              <w:jc w:val="center"/>
-              <w:rPr>
-                <w:rFonts w:ascii="Times New Roman" w:eastAsia="Times New Roman" w:hAnsi="Times New Roman" w:cs="Times New Roman"/>
-                <w:sz w:val="24"/>
-                <w:szCs w:val="24"/>
-              </w:rPr>
-            </w:pPr>
-            <w:r>
-              <w:rPr>
-                <w:rFonts w:ascii="Times New Roman" w:eastAsia="Times New Roman" w:hAnsi="Times New Roman" w:cs="Times New Roman"/>
-                <w:sz w:val="24"/>
-                <w:szCs w:val="24"/>
-              </w:rPr>
-              <w:t>4752</w:t>
-            </w:r>
-          </w:p>
-        </w:tc>
-        <w:tc>
-          <w:tcPr>
-            <w:tcW w:w="1701" w:type="dxa"/>
-          </w:tcPr>
-          <w:p>
-            <w:pPr>
-              <w:spacing w:after="0" w:line="240" w:lineRule="auto"/>
-              <w:ind w:left="0" w:right="0"/>
-              <w:jc w:val="center"/>
-              <w:rPr>
-                <w:rFonts w:ascii="Times New Roman" w:eastAsia="Times New Roman" w:hAnsi="Times New Roman" w:cs="Times New Roman"/>
-                <w:sz w:val="24"/>
-                <w:szCs w:val="24"/>
-              </w:rPr>
-            </w:pPr>
-          </w:p>
-        </w:tc>
-      </w:tr>
-      <w:tr>
-        <w:trPr>
-          <w:jc w:val="center"/>
-        </w:trPr>
-        <w:tc>
-          <w:tcPr>
-            <w:tcW w:w="680" w:type="dxa"/>
-          </w:tcPr>
-          <w:p>
-            <w:pPr>
-              <w:spacing w:after="0" w:line="240" w:lineRule="auto"/>
-              <w:ind w:left="0" w:right="0"/>
-              <w:jc w:val="center"/>
-              <w:rPr>
-                <w:rFonts w:ascii="Times New Roman" w:eastAsia="Times New Roman" w:hAnsi="Times New Roman" w:cs="Times New Roman"/>
-                <w:sz w:val="24"/>
-                <w:szCs w:val="24"/>
-              </w:rPr>
-            </w:pPr>
-            <w:r>
-              <w:rPr>
-                <w:rFonts w:ascii="Times New Roman" w:eastAsia="Times New Roman" w:hAnsi="Times New Roman" w:cs="Times New Roman"/>
-                <w:sz w:val="24"/>
-                <w:szCs w:val="24"/>
-              </w:rPr>
-              <w:t>3</w:t>
-            </w:r>
-          </w:p>
-        </w:tc>
-        <w:tc>
-          <w:tcPr>
-            <w:tcW w:w="11622" w:type="dxa"/>
-          </w:tcPr>
-          <w:p>
-            <w:pPr>
-              <w:spacing w:after="0" w:line="240" w:lineRule="auto"/>
-              <w:ind w:left="0" w:right="0"/>
-              <w:rPr>
-                <w:rFonts w:ascii="Times New Roman" w:eastAsia="Times New Roman" w:hAnsi="Times New Roman" w:cs="Times New Roman"/>
-                <w:sz w:val="24"/>
-                <w:szCs w:val="24"/>
-              </w:rPr>
-            </w:pPr>
-            <w:r>
-              <w:rPr>
-                <w:rFonts w:ascii="Times New Roman" w:eastAsia="Times New Roman" w:hAnsi="Times New Roman" w:cs="Times New Roman"/>
-                <w:sz w:val="24"/>
-                <w:szCs w:val="24"/>
-              </w:rPr>
-              <w:t>Bán lẻ đồ điện gia dụng, giường, tủ, bàn, ghế và đồ nội thất tương tự, đèn và bộ đèn điện, đồ dùng gia đình khác chưa được phân vào đâu</w:t>
-            </w:r>
-          </w:p>
-        </w:tc>
-        <w:tc>
-          <w:tcPr>
-            <w:tcW w:w="1587" w:type="dxa"/>
-          </w:tcPr>
-          <w:p>
-            <w:pPr>
-              <w:spacing w:after="0" w:line="240" w:lineRule="auto"/>
-              <w:ind w:left="0" w:right="0"/>
-              <w:jc w:val="center"/>
-              <w:rPr>
-                <w:rFonts w:ascii="Times New Roman" w:eastAsia="Times New Roman" w:hAnsi="Times New Roman" w:cs="Times New Roman"/>
-                <w:sz w:val="24"/>
-                <w:szCs w:val="24"/>
-              </w:rPr>
-            </w:pPr>
-            <w:r>
-              <w:rPr>
-                <w:rFonts w:ascii="Times New Roman" w:eastAsia="Times New Roman" w:hAnsi="Times New Roman" w:cs="Times New Roman"/>
-                <w:sz w:val="24"/>
-                <w:szCs w:val="24"/>
-              </w:rPr>
-              <w:t>4759</w:t>
-            </w:r>
-          </w:p>
-        </w:tc>
-        <w:tc>
-          <w:tcPr>
-            <w:tcW w:w="1701" w:type="dxa"/>
-          </w:tcPr>
-          <w:p>
-            <w:pPr>
-              <w:spacing w:after="0" w:line="240" w:lineRule="auto"/>
-              <w:ind w:left="0" w:right="0"/>
-              <w:jc w:val="center"/>
-              <w:rPr>
-                <w:rFonts w:ascii="Times New Roman" w:eastAsia="Times New Roman" w:hAnsi="Times New Roman" w:cs="Times New Roman"/>
-                <w:sz w:val="24"/>
-                <w:szCs w:val="24"/>
-              </w:rPr>
-            </w:pPr>
-          </w:p>
-        </w:tc>
-      </w:tr>
-      <w:tr>
-        <w:trPr>
-          <w:jc w:val="center"/>
-        </w:trPr>
-        <w:tc>
-          <w:tcPr>
-            <w:tcW w:w="680" w:type="dxa"/>
-          </w:tcPr>
-          <w:p>
-            <w:pPr>
-              <w:spacing w:after="0" w:line="240" w:lineRule="auto"/>
-              <w:ind w:left="0" w:right="0"/>
-              <w:jc w:val="center"/>
-              <w:rPr>
-                <w:rFonts w:ascii="Times New Roman" w:eastAsia="Times New Roman" w:hAnsi="Times New Roman" w:cs="Times New Roman"/>
-                <w:sz w:val="24"/>
-                <w:szCs w:val="24"/>
-              </w:rPr>
-            </w:pPr>
-            <w:r>
-              <w:rPr>
-                <w:rFonts w:ascii="Times New Roman" w:eastAsia="Times New Roman" w:hAnsi="Times New Roman" w:cs="Times New Roman"/>
-                <w:sz w:val="24"/>
-                <w:szCs w:val="24"/>
-              </w:rPr>
-              <w:lastRenderedPageBreak/>
-              <w:t>4</w:t>
-            </w:r>
-          </w:p>
-        </w:tc>
-        <w:tc>
-          <w:tcPr>
-            <w:tcW w:w="11622" w:type="dxa"/>
-          </w:tcPr>
-          <w:p>
-            <w:pPr>
-              <w:spacing w:after="0" w:line="240" w:lineRule="auto"/>
-              <w:ind w:left="0" w:right="0"/>
-              <w:rPr>
-                <w:rFonts w:ascii="Times New Roman" w:eastAsia="Times New Roman" w:hAnsi="Times New Roman" w:cs="Times New Roman"/>
-                <w:sz w:val="24"/>
-                <w:szCs w:val="24"/>
-              </w:rPr>
-            </w:pPr>
-            <w:r>
-              <w:rPr>
-                <w:rFonts w:ascii="Times New Roman" w:eastAsia="Times New Roman" w:hAnsi="Times New Roman" w:cs="Times New Roman"/>
-                <w:sz w:val="24"/>
-                <w:szCs w:val="24"/>
-              </w:rPr>
-              <w:t>Bán lẻ hàng hóa khác mới (trừ ô tô, mô tô, xe máy và các bộ phận phụ trợ)</w:t>
-            </w:r>
-          </w:p>
-        </w:tc>
-        <w:tc>
-          <w:tcPr>
-            <w:tcW w:w="1587" w:type="dxa"/>
-          </w:tcPr>
-          <w:p>
-            <w:pPr>
-              <w:spacing w:after="0" w:line="240" w:lineRule="auto"/>
-              <w:ind w:left="0" w:right="0"/>
-              <w:jc w:val="center"/>
-              <w:rPr>
-                <w:rFonts w:ascii="Times New Roman" w:eastAsia="Times New Roman" w:hAnsi="Times New Roman" w:cs="Times New Roman"/>
-                <w:sz w:val="24"/>
-                <w:szCs w:val="24"/>
-              </w:rPr>
-            </w:pPr>
-            <w:r>
-              <w:rPr>
-                <w:rFonts w:ascii="Times New Roman" w:eastAsia="Times New Roman" w:hAnsi="Times New Roman" w:cs="Times New Roman"/>
-                <w:sz w:val="24"/>
-                <w:szCs w:val="24"/>
-              </w:rPr>
-              <w:t>4773</w:t>
-            </w:r>
-          </w:p>
-        </w:tc>
-        <w:tc>
-          <w:tcPr>
-            <w:tcW w:w="1701" w:type="dxa"/>
-          </w:tcPr>
-          <w:p>
-            <w:pPr>
-              <w:spacing w:after="0" w:line="240" w:lineRule="auto"/>
-              <w:ind w:left="0" w:right="0"/>
-              <w:jc w:val="center"/>
-              <w:rPr>
-                <w:rFonts w:ascii="Times New Roman" w:eastAsia="Times New Roman" w:hAnsi="Times New Roman" w:cs="Times New Roman"/>
-                <w:sz w:val="24"/>
-                <w:szCs w:val="24"/>
-              </w:rPr>
-            </w:pPr>
-          </w:p>
-        </w:tc>
-      </w:tr>
-      <w:tr>
-        <w:trPr>
-          <w:jc w:val="center"/>
-        </w:trPr>
-        <w:tc>
-          <w:tcPr>
-            <w:tcW w:w="680" w:type="dxa"/>
-          </w:tcPr>
-          <w:p>
-            <w:pPr>
-              <w:spacing w:after="0" w:line="240" w:lineRule="auto"/>
-              <w:ind w:left="0" w:right="0"/>
-              <w:jc w:val="center"/>
-              <w:rPr>
-                <w:rFonts w:ascii="Times New Roman" w:eastAsia="Times New Roman" w:hAnsi="Times New Roman" w:cs="Times New Roman"/>
-                <w:sz w:val="24"/>
-                <w:szCs w:val="24"/>
-              </w:rPr>
-            </w:pPr>
-            <w:r>
-              <w:rPr>
-                <w:rFonts w:ascii="Times New Roman" w:eastAsia="Times New Roman" w:hAnsi="Times New Roman" w:cs="Times New Roman"/>
-                <w:sz w:val="24"/>
-                <w:szCs w:val="24"/>
-              </w:rPr>
-              <w:t>5</w:t>
-            </w:r>
-          </w:p>
-        </w:tc>
-        <w:tc>
-          <w:tcPr>
-            <w:tcW w:w="11622" w:type="dxa"/>
-          </w:tcPr>
-          <w:p>
-            <w:pPr>
-              <w:spacing w:after="0" w:line="240" w:lineRule="auto"/>
-              <w:ind w:left="0" w:right="0"/>
-              <w:rPr>
-                <w:rFonts w:ascii="Times New Roman" w:eastAsia="Times New Roman" w:hAnsi="Times New Roman" w:cs="Times New Roman"/>
-                <w:sz w:val="24"/>
-                <w:szCs w:val="24"/>
-              </w:rPr>
-            </w:pPr>
-            <w:r>
-              <w:rPr>
-                <w:rFonts w:ascii="Times New Roman" w:eastAsia="Times New Roman" w:hAnsi="Times New Roman" w:cs="Times New Roman"/>
-                <w:sz w:val="24"/>
-                <w:szCs w:val="24"/>
-              </w:rPr>
-              <w:t>Dịch vụ vệ sinh khác</w:t>
-            </w:r>
-          </w:p>
-        </w:tc>
-        <w:tc>
-          <w:tcPr>
-            <w:tcW w:w="1587" w:type="dxa"/>
-          </w:tcPr>
-          <w:p>
-            <w:pPr>
-              <w:spacing w:after="0" w:line="240" w:lineRule="auto"/>
-              <w:ind w:left="0" w:right="0"/>
-              <w:jc w:val="center"/>
-              <w:rPr>
-                <w:rFonts w:ascii="Times New Roman" w:eastAsia="Times New Roman" w:hAnsi="Times New Roman" w:cs="Times New Roman"/>
-                <w:sz w:val="24"/>
-                <w:szCs w:val="24"/>
-              </w:rPr>
-            </w:pPr>
-            <w:r>
-              <w:rPr>
-                <w:rFonts w:ascii="Times New Roman" w:eastAsia="Times New Roman" w:hAnsi="Times New Roman" w:cs="Times New Roman"/>
-                <w:sz w:val="24"/>
-                <w:szCs w:val="24"/>
-              </w:rPr>
-              <w:t>8129</w:t>
-            </w:r>
-          </w:p>
-        </w:tc>
-        <w:tc>
-          <w:tcPr>
-            <w:tcW w:w="1701" w:type="dxa"/>
-          </w:tcPr>
-          <w:p>
-            <w:pPr>
-              <w:spacing w:after="0" w:line="240" w:lineRule="auto"/>
-              <w:ind w:left="0" w:right="0"/>
-              <w:jc w:val="center"/>
-              <w:rPr>
-                <w:rFonts w:ascii="Times New Roman" w:eastAsia="Times New Roman" w:hAnsi="Times New Roman" w:cs="Times New Roman"/>
-                <w:sz w:val="24"/>
-                <w:szCs w:val="24"/>
-              </w:rPr>
-            </w:pPr>
-          </w:p>
-        </w:tc>
-      </w:tr>
-      <w:tr>
-        <w:trPr>
-          <w:jc w:val="center"/>
-        </w:trPr>
-        <w:tc>
-          <w:tcPr>
-            <w:tcW w:w="680" w:type="dxa"/>
-          </w:tcPr>
-          <w:p>
-            <w:pPr>
-              <w:spacing w:after="0" w:line="240" w:lineRule="auto"/>
-              <w:ind w:left="0" w:right="0"/>
-              <w:jc w:val="center"/>
-              <w:rPr>
-                <w:rFonts w:ascii="Times New Roman" w:eastAsia="Times New Roman" w:hAnsi="Times New Roman" w:cs="Times New Roman"/>
-                <w:sz w:val="24"/>
-                <w:szCs w:val="24"/>
-              </w:rPr>
-            </w:pPr>
-            <w:r>
-              <w:rPr>
-                <w:rFonts w:ascii="Times New Roman" w:eastAsia="Times New Roman" w:hAnsi="Times New Roman" w:cs="Times New Roman"/>
-                <w:sz w:val="24"/>
-                <w:szCs w:val="24"/>
-              </w:rPr>
-              <w:t>6</w:t>
-            </w:r>
-          </w:p>
-        </w:tc>
-        <w:tc>
-          <w:tcPr>
-            <w:tcW w:w="11622" w:type="dxa"/>
-          </w:tcPr>
-          <w:p>
-            <w:pPr>
-              <w:spacing w:after="0" w:line="240" w:lineRule="auto"/>
-              <w:ind w:left="0" w:right="0"/>
-              <w:rPr>
-                <w:rFonts w:ascii="Times New Roman" w:eastAsia="Times New Roman" w:hAnsi="Times New Roman" w:cs="Times New Roman"/>
-                <w:sz w:val="24"/>
-                <w:szCs w:val="24"/>
-              </w:rPr>
-            </w:pPr>
-            <w:r>
-              <w:rPr>
-                <w:rFonts w:ascii="Times New Roman" w:eastAsia="Times New Roman" w:hAnsi="Times New Roman" w:cs="Times New Roman"/>
-                <w:sz w:val="24"/>
-                <w:szCs w:val="24"/>
-              </w:rPr>
-              <w:t>Sửa chữa, bảo dưỡng giường, tủ, bàn, ghế và đồ nội thất tương tự</w:t>
-            </w:r>
-          </w:p>
-          <w:p>
-            <w:pPr>
-              <w:spacing w:after="0" w:line="240" w:lineRule="auto"/>
-              <w:ind w:left="0" w:right="0"/>
-              <w:rPr>
-                <w:rFonts w:ascii="Times New Roman" w:eastAsia="Times New Roman" w:hAnsi="Times New Roman" w:cs="Times New Roman"/>
-                <w:sz w:val="24"/>
-                <w:szCs w:val="24"/>
-              </w:rPr>
-            </w:pPr>
-            <w:r>
-              <w:rPr>
-                <w:rFonts w:ascii="Times New Roman" w:eastAsia="Times New Roman" w:hAnsi="Times New Roman" w:cs="Times New Roman"/>
-                <w:sz w:val="24"/>
-                <w:szCs w:val="24"/>
-              </w:rPr>
-              <w:t>Chi tiết: (trừ xử lý, tráng phủ, xi mạ kim loại)</w:t>
-            </w:r>
-          </w:p>
-        </w:tc>
-        <w:tc>
-          <w:tcPr>
-            <w:tcW w:w="1587" w:type="dxa"/>
-          </w:tcPr>
-          <w:p>
-            <w:pPr>
-              <w:spacing w:after="0" w:line="240" w:lineRule="auto"/>
-              <w:ind w:left="0" w:right="0"/>
-              <w:jc w:val="center"/>
-              <w:rPr>
-                <w:rFonts w:ascii="Times New Roman" w:eastAsia="Times New Roman" w:hAnsi="Times New Roman" w:cs="Times New Roman"/>
-                <w:sz w:val="24"/>
-                <w:szCs w:val="24"/>
-              </w:rPr>
-            </w:pPr>
-            <w:r>
-              <w:rPr>
-                <w:rFonts w:ascii="Times New Roman" w:eastAsia="Times New Roman" w:hAnsi="Times New Roman" w:cs="Times New Roman"/>
-                <w:sz w:val="24"/>
-                <w:szCs w:val="24"/>
-              </w:rPr>
-              <w:t>9524</w:t>
-            </w:r>
-          </w:p>
-        </w:tc>
-        <w:tc>
-          <w:tcPr>
-            <w:tcW w:w="1701" w:type="dxa"/>
-          </w:tcPr>
-          <w:p>
-            <w:pPr>
-              <w:spacing w:after="0" w:line="240" w:lineRule="auto"/>
-              <w:ind w:left="0" w:right="0"/>
-              <w:jc w:val="center"/>
-              <w:rPr>
-                <w:rFonts w:ascii="Times New Roman" w:eastAsia="Times New Roman" w:hAnsi="Times New Roman" w:cs="Times New Roman"/>
-                <w:sz w:val="24"/>
-                <w:szCs w:val="24"/>
-              </w:rPr>
-            </w:pPr>
-          </w:p>
-        </w:tc>
-      </w:tr>
-    </w:tbl>
-    <w:p>
-      <w:pPr>
-        <w:pStyle w:val="ListParagraph"/>
-        <w:spacing w:after="120" w:line="240" w:lineRule="auto"/>
-        <w:ind w:right="0"/>
-        <w:jc w:val="both"/>
-        <w:rPr>
-          <w:rFonts w:ascii="Times New Roman" w:eastAsia="Times New Roman" w:hAnsi="Times New Roman"/>
-          <w:sz w:val="26"/>
-        </w:rPr>
-      </w:pPr>
-    </w:p>
-    <w:p>
-      <w:pPr>
-        <w:numPr>
-          <w:ilvl w:val="0"/>
-          <w:numId w:val="3"/>
-        </w:numPr>
-        <w:ind w:right="0"/>
-        <w:contextualSpacing/>
-        <w:rPr>
-          <w:rFonts w:ascii="Times New Roman" w:eastAsia="Times New Roman" w:hAnsi="Times New Roman" w:cs="Times New Roman"/>
-          <w:sz w:val="26"/>
-        </w:rPr>
-      </w:pPr>
-      <w:r>
-        <w:rPr>
-          <w:rFonts w:ascii="Times New Roman" w:eastAsia="Times New Roman" w:hAnsi="Times New Roman" w:cs="Times New Roman"/>
-          <w:sz w:val="26"/>
-        </w:rPr>
-        <w:t>Bỏ các ngành nghề kinh doanh sau:</w:t>
-      </w:r>
-    </w:p>
-    <w:tbl>
-      <w:tblPr>
-        <w:tblStyle w:val="TableGrid1"/>
-        <w:tblW w:w="0" w:type="auto"/>
-        <w:jc w:val="center"/>
-        <w:tblLook w:val="04A0" w:firstRow="1" w:lastRow="0" w:firstColumn="1" w:lastColumn="0" w:noHBand="0" w:noVBand="1"/>
-      </w:tblPr>
-      <w:tblGrid>
-        <w:gridCol w:w="675"/>
-        <w:gridCol w:w="6115"/>
-        <w:gridCol w:w="1210"/>
-        <w:gridCol w:w="1286"/>
-      </w:tblGrid>
-      <w:tr>
-        <w:trPr>
-          <w:jc w:val="center"/>
-        </w:trPr>
-        <w:tc>
-          <w:tcPr>
-            <w:tcW w:w="680" w:type="dxa"/>
-            <w:shd w:val="clear" w:color="auto" w:fill="D9EAF7"/>
-            <w:vAlign w:val="center"/>
-          </w:tcPr>
-          <w:p>
-            <w:pPr>
-              <w:spacing w:after="0" w:line="240" w:lineRule="auto"/>
-              <w:ind w:left="0" w:right="0"/>
-              <w:jc w:val="center"/>
-              <w:rPr>
-                <w:rFonts w:ascii="Times New Roman" w:eastAsia="Times New Roman" w:hAnsi="Times New Roman" w:cs="Times New Roman"/>
-                <w:sz w:val="24"/>
-                <w:szCs w:val="24"/>
-              </w:rPr>
-            </w:pPr>
-            <w:r>
-              <w:rPr>
-                <w:rFonts w:ascii="Times New Roman" w:eastAsia="Times New Roman" w:hAnsi="Times New Roman" w:cs="Times New Roman"/>
-                <w:b/>
-                <w:sz w:val="24"/>
-                <w:szCs w:val="24"/>
-              </w:rPr>
-              <w:t>STT</w:t>
-            </w:r>
-          </w:p>
-        </w:tc>
-        <w:tc>
-          <w:tcPr>
-            <w:tcW w:w="11622" w:type="dxa"/>
-            <w:shd w:val="clear" w:color="auto" w:fill="D9EAF7"/>
-            <w:vAlign w:val="center"/>
-          </w:tcPr>
-          <w:p>
-            <w:pPr>
-              <w:spacing w:after="0" w:line="240" w:lineRule="auto"/>
-              <w:ind w:left="0" w:right="0"/>
-              <w:jc w:val="center"/>
-              <w:rPr>
-                <w:rFonts w:ascii="Times New Roman" w:eastAsia="Times New Roman" w:hAnsi="Times New Roman" w:cs="Times New Roman"/>
-                <w:sz w:val="24"/>
-                <w:szCs w:val="24"/>
-              </w:rPr>
-            </w:pPr>
-            <w:r>
-              <w:rPr>
-                <w:rFonts w:ascii="Times New Roman" w:eastAsia="Times New Roman" w:hAnsi="Times New Roman" w:cs="Times New Roman"/>
-                <w:b/>
-                <w:sz w:val="24"/>
-                <w:szCs w:val="24"/>
-              </w:rPr>
-              <w:t>Tên ngành</w:t>
-            </w:r>
-            <w:r>
-              <w:rPr>
-                <w:rFonts w:ascii="Times New Roman" w:eastAsia="Times New Roman" w:hAnsi="Times New Roman" w:cs="Times New Roman"/>
-                <w:b/>
-                <w:sz w:val="24"/>
-                <w:szCs w:val="24"/>
-              </w:rPr>
-              <w:t xml:space="preserve"> bị xóa</w:t>
-            </w:r>
-          </w:p>
-        </w:tc>
-        <w:tc>
-          <w:tcPr>
-            <w:tcW w:w="1587" w:type="dxa"/>
-            <w:shd w:val="clear" w:color="auto" w:fill="D9EAF7"/>
-            <w:vAlign w:val="center"/>
-          </w:tcPr>
-          <w:p>
-            <w:pPr>
-              <w:spacing w:after="0" w:line="240" w:lineRule="auto"/>
-              <w:ind w:left="0" w:right="0"/>
-              <w:jc w:val="center"/>
-              <w:rPr>
-                <w:rFonts w:ascii="Times New Roman" w:eastAsia="Times New Roman" w:hAnsi="Times New Roman" w:cs="Times New Roman"/>
-                <w:sz w:val="24"/>
-                <w:szCs w:val="24"/>
-              </w:rPr>
-            </w:pPr>
-            <w:r>
-              <w:rPr>
-                <w:rFonts w:ascii="Times New Roman" w:eastAsia="Times New Roman" w:hAnsi="Times New Roman" w:cs="Times New Roman"/>
-                <w:b/>
-                <w:sz w:val="24"/>
-                <w:szCs w:val="24"/>
-              </w:rPr>
-              <w:t>Mã ngành</w:t>
-            </w:r>
-          </w:p>
-        </w:tc>
-        <w:tc>
-          <w:tcPr>
-            <w:tcW w:w="1701" w:type="dxa"/>
-            <w:shd w:val="clear" w:color="auto" w:fill="D9EAF7"/>
-            <w:vAlign w:val="center"/>
-          </w:tcPr>
-          <w:p>
-            <w:pPr>
-              <w:spacing w:after="0" w:line="240" w:lineRule="auto"/>
-              <w:ind w:left="0" w:right="0"/>
-              <w:jc w:val="center"/>
-              <w:rPr>
-                <w:rFonts w:ascii="Times New Roman" w:eastAsia="Times New Roman" w:hAnsi="Times New Roman" w:cs="Times New Roman"/>
-                <w:sz w:val="24"/>
-                <w:szCs w:val="24"/>
-              </w:rPr>
-            </w:pPr>
-            <w:r>
-              <w:rPr>
-                <w:rFonts w:ascii="Times New Roman" w:eastAsia="Times New Roman" w:hAnsi="Times New Roman" w:cs="Times New Roman"/>
-                <w:b/>
-                <w:sz w:val="24"/>
-                <w:szCs w:val="24"/>
-              </w:rPr>
-              <w:t>Ngành chính</w:t>
-            </w:r>
-          </w:p>
-        </w:tc>
-      </w:tr>
-      <w:tr>
-        <w:trPr>
-          <w:jc w:val="center"/>
-        </w:trPr>
-        <w:tc>
-          <w:tcPr>
-            <w:tcW w:w="680" w:type="dxa"/>
-          </w:tcPr>
-          <w:p>
-            <w:pPr>
-              <w:spacing w:after="0" w:line="240" w:lineRule="auto"/>
-              <w:ind w:left="0" w:right="0"/>
-              <w:jc w:val="center"/>
-              <w:rPr>
-                <w:rFonts w:ascii="Times New Roman" w:eastAsia="Times New Roman" w:hAnsi="Times New Roman" w:cs="Times New Roman"/>
-                <w:sz w:val="24"/>
-                <w:szCs w:val="24"/>
-              </w:rPr>
-            </w:pPr>
-            <w:r>
-              <w:rPr>
-                <w:rFonts w:ascii="Times New Roman" w:eastAsia="Times New Roman" w:hAnsi="Times New Roman" w:cs="Times New Roman"/>
-                <w:sz w:val="24"/>
-                <w:szCs w:val="24"/>
-              </w:rPr>
-              <w:t>1</w:t>
-            </w:r>
-          </w:p>
-        </w:tc>
-        <w:tc>
-          <w:tcPr>
-            <w:tcW w:w="11622" w:type="dxa"/>
-          </w:tcPr>
-          <w:p>
-            <w:pPr>
-              <w:spacing w:after="0" w:line="240" w:lineRule="auto"/>
-              <w:ind w:left="0" w:right="0"/>
-              <w:rPr>
-                <w:rFonts w:ascii="Times New Roman" w:eastAsia="Times New Roman" w:hAnsi="Times New Roman" w:cs="Times New Roman"/>
-                <w:sz w:val="24"/>
-                <w:szCs w:val="24"/>
-              </w:rPr>
-            </w:pPr>
-            <w:r>
-              <w:rPr>
-                <w:rFonts w:ascii="Times New Roman" w:eastAsia="Times New Roman" w:hAnsi="Times New Roman" w:cs="Times New Roman"/>
-                <w:sz w:val="24"/>
-                <w:szCs w:val="24"/>
-              </w:rPr>
-              <w:t>Sản xuất giường, tủ, bàn, ghế</w:t>
-            </w:r>
-          </w:p>
-          <w:p>
-            <w:pPr>
-              <w:spacing w:after="0" w:line="240" w:lineRule="auto"/>
-              <w:ind w:left="0" w:right="0"/>
-              <w:rPr>
-                <w:rFonts w:ascii="Times New Roman" w:eastAsia="Times New Roman" w:hAnsi="Times New Roman" w:cs="Times New Roman"/>
-                <w:sz w:val="24"/>
-                <w:szCs w:val="24"/>
-              </w:rPr>
-            </w:pPr>
-            <w:r>
-              <w:rPr>
-                <w:rFonts w:ascii="Times New Roman" w:eastAsia="Times New Roman" w:hAnsi="Times New Roman" w:cs="Times New Roman"/>
-                <w:sz w:val="24"/>
-                <w:szCs w:val="24"/>
-              </w:rPr>
-              <w:t>(Chỉ được sản xuất, gia công sau khi hoàn thành đầy đủ các thủ tục về đất đai (SKC), xây dựng, phòng cháy chữa cháy, bảo vệ môi trường)</w:t>
-            </w:r>
-          </w:p>
-        </w:tc>
-        <w:tc>
-          <w:tcPr>
-            <w:tcW w:w="1587" w:type="dxa"/>
-          </w:tcPr>
-          <w:p>
-            <w:pPr>
-              <w:spacing w:after="0" w:line="240" w:lineRule="auto"/>
-              <w:ind w:left="0" w:right="0"/>
-              <w:jc w:val="center"/>
-              <w:rPr>
-                <w:rFonts w:ascii="Times New Roman" w:eastAsia="Times New Roman" w:hAnsi="Times New Roman" w:cs="Times New Roman"/>
-                <w:sz w:val="24"/>
-                <w:szCs w:val="24"/>
-              </w:rPr>
-            </w:pPr>
-            <w:r>
-              <w:rPr>
-                <w:rFonts w:ascii="Times New Roman" w:eastAsia="Times New Roman" w:hAnsi="Times New Roman" w:cs="Times New Roman"/>
-                <w:sz w:val="24"/>
-                <w:szCs w:val="24"/>
-              </w:rPr>
-              <w:t>3100</w:t>
-            </w:r>
-          </w:p>
-        </w:tc>
-        <w:tc>
-          <w:tcPr>
-            <w:tcW w:w="1701" w:type="dxa"/>
-          </w:tcPr>
-          <w:p>
-            <w:pPr>
-              <w:spacing w:after="0" w:line="240" w:lineRule="auto"/>
-              <w:ind w:left="0" w:right="0"/>
-              <w:jc w:val="center"/>
-              <w:rPr>
-                <w:rFonts w:ascii="Times New Roman" w:eastAsia="Times New Roman" w:hAnsi="Times New Roman" w:cs="Times New Roman"/>
-                <w:sz w:val="24"/>
-                <w:szCs w:val="24"/>
-              </w:rPr>
-            </w:pPr>
-            <w:r>
-              <w:rPr>
-                <w:rFonts w:ascii="Times New Roman" w:eastAsia="Times New Roman" w:hAnsi="Times New Roman" w:cs="Times New Roman"/>
-                <w:sz w:val="24"/>
-                <w:szCs w:val="24"/>
-              </w:rPr>
-              <w:t>X</w:t>
-            </w:r>
-          </w:p>
-        </w:tc>
-      </w:tr>
-      <w:tr>
-        <w:trPr>
-          <w:jc w:val="center"/>
-        </w:trPr>
-        <w:tc>
-          <w:tcPr>
-            <w:tcW w:w="680" w:type="dxa"/>
-          </w:tcPr>
-          <w:p>
-            <w:pPr>
-              <w:spacing w:after="0" w:line="240" w:lineRule="auto"/>
-              <w:ind w:left="0" w:right="0"/>
-              <w:jc w:val="center"/>
-              <w:rPr>
-                <w:rFonts w:ascii="Times New Roman" w:eastAsia="Times New Roman" w:hAnsi="Times New Roman" w:cs="Times New Roman"/>
-                <w:sz w:val="24"/>
-                <w:szCs w:val="24"/>
-              </w:rPr>
-            </w:pPr>
-            <w:r>
-              <w:rPr>
-                <w:rFonts w:ascii="Times New Roman" w:eastAsia="Times New Roman" w:hAnsi="Times New Roman" w:cs="Times New Roman"/>
-                <w:sz w:val="24"/>
-                <w:szCs w:val="24"/>
-              </w:rPr>
-              <w:t>2</w:t>
-            </w:r>
-          </w:p>
-        </w:tc>
-        <w:tc>
-          <w:tcPr>
-            <w:tcW w:w="11622" w:type="dxa"/>
-          </w:tcPr>
-          <w:p>
-            <w:pPr>
-              <w:spacing w:after="0" w:line="240" w:lineRule="auto"/>
-              <w:ind w:left="0" w:right="0"/>
-              <w:rPr>
-                <w:rFonts w:ascii="Times New Roman" w:eastAsia="Times New Roman" w:hAnsi="Times New Roman" w:cs="Times New Roman"/>
-                <w:sz w:val="24"/>
-                <w:szCs w:val="24"/>
-              </w:rPr>
-            </w:pPr>
-            <w:r>
-              <w:rPr>
-                <w:rFonts w:ascii="Times New Roman" w:eastAsia="Times New Roman" w:hAnsi="Times New Roman" w:cs="Times New Roman"/>
-                <w:sz w:val="24"/>
-                <w:szCs w:val="24"/>
-              </w:rPr>
-              <w:t>Xây dựng công trình kỹ thuật dân dụng khác</w:t>
-            </w:r>
-          </w:p>
-        </w:tc>
-        <w:tc>
-          <w:tcPr>
-            <w:tcW w:w="1587" w:type="dxa"/>
-          </w:tcPr>
-          <w:p>
-            <w:pPr>
-              <w:spacing w:after="0" w:line="240" w:lineRule="auto"/>
-              <w:ind w:left="0" w:right="0"/>
-              <w:jc w:val="center"/>
-              <w:rPr>
-                <w:rFonts w:ascii="Times New Roman" w:eastAsia="Times New Roman" w:hAnsi="Times New Roman" w:cs="Times New Roman"/>
-                <w:sz w:val="24"/>
-                <w:szCs w:val="24"/>
-              </w:rPr>
-            </w:pPr>
-            <w:r>
-              <w:rPr>
-                <w:rFonts w:ascii="Times New Roman" w:eastAsia="Times New Roman" w:hAnsi="Times New Roman" w:cs="Times New Roman"/>
-                <w:sz w:val="24"/>
-                <w:szCs w:val="24"/>
-              </w:rPr>
-              <w:t>4290</w:t>
-            </w:r>
-          </w:p>
-        </w:tc>
-        <w:tc>
-          <w:tcPr>
-            <w:tcW w:w="1701" w:type="dxa"/>
-          </w:tcPr>
-          <w:p>
-            <w:pPr>
-              <w:spacing w:after="0" w:line="240" w:lineRule="auto"/>
-              <w:ind w:left="0" w:right="0"/>
-              <w:jc w:val="center"/>
-              <w:rPr>
-                <w:rFonts w:ascii="Times New Roman" w:eastAsia="Times New Roman" w:hAnsi="Times New Roman" w:cs="Times New Roman"/>
-                <w:sz w:val="24"/>
-                <w:szCs w:val="24"/>
-              </w:rPr>
-            </w:pPr>
-            <w:r>
-              <w:rPr>
-                <w:rFonts w:ascii="Times New Roman" w:eastAsia="Times New Roman" w:hAnsi="Times New Roman" w:cs="Times New Roman"/>
-                <w:sz w:val="24"/>
-                <w:szCs w:val="24"/>
-              </w:rPr>
-              <w:t xml:space="preserve"> </w:t>
-            </w:r>
-          </w:p>
-        </w:tc>
-      </w:tr>
-      <w:tr>
-        <w:trPr>
-          <w:jc w:val="center"/>
-        </w:trPr>
-        <w:tc>
-          <w:tcPr>
-            <w:tcW w:w="680" w:type="dxa"/>
-          </w:tcPr>
-          <w:p>
-            <w:pPr>
-              <w:spacing w:after="0" w:line="240" w:lineRule="auto"/>
-              <w:ind w:left="0" w:right="0"/>
-              <w:jc w:val="center"/>
-              <w:rPr>
-                <w:rFonts w:ascii="Times New Roman" w:eastAsia="Times New Roman" w:hAnsi="Times New Roman" w:cs="Times New Roman"/>
-                <w:sz w:val="24"/>
-                <w:szCs w:val="24"/>
-              </w:rPr>
-            </w:pPr>
-            <w:r>
-              <w:rPr>
-                <w:rFonts w:ascii="Times New Roman" w:eastAsia="Times New Roman" w:hAnsi="Times New Roman" w:cs="Times New Roman"/>
-                <w:sz w:val="24"/>
-                <w:szCs w:val="24"/>
-              </w:rPr>
-              <w:t>3</w:t>
-            </w:r>
-          </w:p>
-        </w:tc>
-        <w:tc>
-          <w:tcPr>
-            <w:tcW w:w="11622" w:type="dxa"/>
-          </w:tcPr>
-          <w:p>
-            <w:pPr>
-              <w:spacing w:after="0" w:line="240" w:lineRule="auto"/>
-              <w:ind w:left="0" w:right="0"/>
-              <w:rPr>
-                <w:rFonts w:ascii="Times New Roman" w:eastAsia="Times New Roman" w:hAnsi="Times New Roman" w:cs="Times New Roman"/>
-                <w:sz w:val="24"/>
-                <w:szCs w:val="24"/>
-              </w:rPr>
-            </w:pPr>
-            <w:r>
-              <w:rPr>
-                <w:rFonts w:ascii="Times New Roman" w:eastAsia="Times New Roman" w:hAnsi="Times New Roman" w:cs="Times New Roman"/>
-                <w:sz w:val="24"/>
-                <w:szCs w:val="24"/>
-              </w:rPr>
-              <w:t>Bán buôn chuyên doanh khác chưa được phân vào đâu</w:t>
-            </w:r>
-          </w:p>
-        </w:tc>
-        <w:tc>
-          <w:tcPr>
-            <w:tcW w:w="1587" w:type="dxa"/>
-          </w:tcPr>
-          <w:p>
-            <w:pPr>
-              <w:spacing w:after="0" w:line="240" w:lineRule="auto"/>
-              <w:ind w:left="0" w:right="0"/>
-              <w:jc w:val="center"/>
-              <w:rPr>
-                <w:rFonts w:ascii="Times New Roman" w:eastAsia="Times New Roman" w:hAnsi="Times New Roman" w:cs="Times New Roman"/>
-                <w:sz w:val="24"/>
-                <w:szCs w:val="24"/>
-              </w:rPr>
-            </w:pPr>
-            <w:r>
-              <w:rPr>
-                <w:rFonts w:ascii="Times New Roman" w:eastAsia="Times New Roman" w:hAnsi="Times New Roman" w:cs="Times New Roman"/>
-                <w:sz w:val="24"/>
-                <w:szCs w:val="24"/>
-              </w:rPr>
-              <w:t>4669</w:t>
-            </w:r>
-          </w:p>
-        </w:tc>
-        <w:tc>
-          <w:tcPr>
-            <w:tcW w:w="1701" w:type="dxa"/>
-          </w:tcPr>
-          <w:p>
-            <w:pPr>
-              <w:spacing w:after="0" w:line="240" w:lineRule="auto"/>
-              <w:ind w:left="0" w:right="0"/>
-              <w:jc w:val="center"/>
-              <w:rPr>
-                <w:rFonts w:ascii="Times New Roman" w:eastAsia="Times New Roman" w:hAnsi="Times New Roman" w:cs="Times New Roman"/>
-                <w:sz w:val="24"/>
-                <w:szCs w:val="24"/>
-              </w:rPr>
-            </w:pPr>
-            <w:r>
-              <w:rPr>
-                <w:rFonts w:ascii="Times New Roman" w:eastAsia="Times New Roman" w:hAnsi="Times New Roman" w:cs="Times New Roman"/>
-                <w:sz w:val="24"/>
-                <w:szCs w:val="24"/>
-              </w:rPr>
-              <w:t xml:space="preserve"> </w:t>
-            </w:r>
-          </w:p>
-        </w:tc>
-      </w:tr>
-    </w:tbl>
+    </w:p>
+    <w:p>
+      <w:pPr>
+        <w:spacing w:before="100" w:beforeAutospacing="1" w:after="100" w:afterAutospacing="1" w:line="240" w:lineRule="auto"/>
+        <w:ind w:left="720" w:right="0" w:firstLine="720"/>
+        <w:rPr>
+          <w:rFonts w:ascii="Times New Roman" w:eastAsia="Times New Roman" w:hAnsi="Times New Roman" w:cs="Times New Roman"/>
+          <w:sz w:val="24"/>
+          <w:szCs w:val="24"/>
+        </w:rPr>
+      </w:pPr>
+      <w:r>
+        <w:rPr>
+          <w:rFonts w:ascii="Times New Roman" w:eastAsia="Times New Roman" w:hAnsi="Times New Roman" w:cs="Times New Roman"/>
+          <w:sz w:val="24"/>
+          <w:szCs w:val="24"/>
+        </w:rPr>
+        <w:t xml:space="preserve">Tên công ty viết bằng tiếng Việt: </w:t>
+      </w:r>
+      <w:r>
+        <w:rPr>
+          <w:rFonts w:ascii="Times New Roman" w:eastAsia="Times New Roman" w:hAnsi="Times New Roman" w:cs="Times New Roman"/>
+          <w:b/>
+          <w:bCs/>
+          <w:sz w:val="24"/>
+          <w:szCs w:val="24"/>
+        </w:rPr>
+        <w:t>CÔNG TY TNHH TM - PP KIM THÀNH</w:t>
+      </w:r>
+    </w:p>
+    <w:p>
+      <w:pPr>
+        <w:spacing w:before="100" w:beforeAutospacing="1" w:after="100" w:afterAutospacing="1" w:line="240" w:lineRule="auto"/>
+        <w:ind w:left="720" w:right="0" w:firstLine="720"/>
+        <w:rPr>
+          <w:rFonts w:ascii="Times New Roman" w:eastAsia="Times New Roman" w:hAnsi="Times New Roman" w:cs="Times New Roman"/>
+          <w:sz w:val="24"/>
+          <w:szCs w:val="24"/>
+        </w:rPr>
+      </w:pPr>
+      <w:r>
+        <w:rPr>
+          <w:rFonts w:ascii="Times New Roman" w:eastAsia="Times New Roman" w:hAnsi="Times New Roman" w:cs="Times New Roman"/>
+          <w:sz w:val="24"/>
+          <w:szCs w:val="24"/>
+        </w:rPr>
+        <w:t xml:space="preserve">Tên công ty viết bằng tiếng nước ngoài: </w:t>
+      </w:r>
+      <w:r>
+        <w:rPr>
+          <w:rFonts w:ascii="Times New Roman" w:eastAsia="Times New Roman" w:hAnsi="Times New Roman" w:cs="Times New Roman"/>
+          <w:b/>
+          <w:bCs/>
+          <w:sz w:val="24"/>
+          <w:szCs w:val="24"/>
+        </w:rPr>
+        <w:t>KIM THANH TM - PP COMPANY LIMITED</w:t>
+      </w:r>
+    </w:p>
+    <w:p>
+      <w:pPr>
+        <w:spacing w:before="100" w:beforeAutospacing="1" w:after="100" w:afterAutospacing="1" w:line="240" w:lineRule="auto"/>
+        <w:ind w:left="720" w:right="0" w:firstLine="720"/>
+        <w:rPr>
+          <w:rFonts w:ascii="Times New Roman" w:eastAsia="Times New Roman" w:hAnsi="Times New Roman" w:cs="Times New Roman"/>
+          <w:sz w:val="24"/>
+          <w:szCs w:val="24"/>
+        </w:rPr>
+      </w:pPr>
+      <w:r>
+        <w:rPr>
+          <w:rFonts w:ascii="Times New Roman" w:eastAsia="Times New Roman" w:hAnsi="Times New Roman" w:cs="Times New Roman"/>
+          <w:sz w:val="24"/>
+          <w:szCs w:val="24"/>
+        </w:rPr>
+        <w:t xml:space="preserve">Tên công ty viết tắt: </w:t>
+      </w:r>
+      <w:r>
+        <w:rPr>
+          <w:rFonts w:ascii="Times New Roman" w:eastAsia="Times New Roman" w:hAnsi="Times New Roman" w:cs="Times New Roman"/>
+          <w:b/>
+          <w:bCs/>
+          <w:sz w:val="24"/>
+          <w:szCs w:val="24"/>
+        </w:rPr>
+        <w:t>KIM THANH TM - PP CO., LTD</w:t>
+      </w:r>
+    </w:p>
+    <w:p>
+      <w:pPr>
+        <w:spacing w:before="100" w:beforeAutospacing="1" w:after="100" w:afterAutospacing="1" w:line="240" w:lineRule="auto"/>
+        <w:ind w:left="0" w:right="0" w:firstLine="720"/>
+        <w:rPr>
+          <w:rFonts w:ascii="Times New Roman" w:eastAsia="Times New Roman" w:hAnsi="Times New Roman" w:cs="Times New Roman"/>
+          <w:sz w:val="24"/>
+          <w:szCs w:val="24"/>
+        </w:rPr>
+      </w:pPr>
+      <w:r>
+        <w:rPr>
+          <w:rFonts w:ascii="Times New Roman" w:eastAsia="Times New Roman" w:hAnsi="Times New Roman" w:cs="Times New Roman"/>
+          <w:b/>
+          <w:bCs/>
+          <w:sz w:val="24"/>
+          <w:szCs w:val="24"/>
+        </w:rPr>
+        <w:t>Tên công ty sau thay đổi</w:t>
+      </w:r>
+      <w:r>
+        <w:rPr>
+          <w:rFonts w:ascii="Times New Roman" w:eastAsia="Times New Roman" w:hAnsi="Times New Roman" w:cs="Times New Roman"/>
+          <w:b/>
+          <w:bCs/>
+          <w:sz w:val="24"/>
+          <w:szCs w:val="24"/>
+        </w:rPr>
+        <w:t>:</w:t>
+      </w:r>
+    </w:p>
+    <w:p>
+      <w:pPr>
+        <w:spacing w:before="100" w:beforeAutospacing="1" w:after="100" w:afterAutospacing="1" w:line="240" w:lineRule="auto"/>
+        <w:ind w:left="720" w:right="0" w:firstLine="720"/>
+        <w:rPr>
+          <w:rFonts w:ascii="Times New Roman" w:eastAsia="Times New Roman" w:hAnsi="Times New Roman" w:cs="Times New Roman"/>
+          <w:sz w:val="24"/>
+          <w:szCs w:val="24"/>
+        </w:rPr>
+      </w:pPr>
+      <w:r>
+        <w:rPr>
+          <w:rFonts w:ascii="Times New Roman" w:eastAsia="Times New Roman" w:hAnsi="Times New Roman" w:cs="Times New Roman"/>
+          <w:sz w:val="24"/>
+          <w:szCs w:val="24"/>
+        </w:rPr>
+        <w:t xml:space="preserve">Tên công ty viết bằng tiếng Việt: </w:t>
+      </w:r>
+      <w:r>
+        <w:rPr>
+          <w:rFonts w:ascii="Times New Roman" w:eastAsia="Times New Roman" w:hAnsi="Times New Roman" w:cs="Times New Roman"/>
+          <w:b/>
+          <w:bCs/>
+          <w:sz w:val="24"/>
+          <w:szCs w:val="24"/>
+        </w:rPr>
+        <w:t>CÔNG TY TNHH THƯƠNG MẠI PHÂN PHỐI TRƯỜNG THÀNH</w:t>
+      </w:r>
+    </w:p>
+    <w:p>
+      <w:pPr>
+        <w:spacing w:before="100" w:beforeAutospacing="1" w:after="100" w:afterAutospacing="1" w:line="240" w:lineRule="auto"/>
+        <w:ind w:left="720" w:right="0" w:firstLine="720"/>
+        <w:rPr>
+          <w:rFonts w:ascii="Times New Roman" w:eastAsia="Times New Roman" w:hAnsi="Times New Roman" w:cs="Times New Roman"/>
+          <w:sz w:val="24"/>
+          <w:szCs w:val="24"/>
+        </w:rPr>
+      </w:pPr>
+      <w:r>
+        <w:rPr>
+          <w:rFonts w:ascii="Times New Roman" w:eastAsia="Times New Roman" w:hAnsi="Times New Roman" w:cs="Times New Roman"/>
+          <w:sz w:val="24"/>
+          <w:szCs w:val="24"/>
+        </w:rPr>
+        <w:t xml:space="preserve">Tên công ty viết bằng tiếng nước ngoài: </w:t>
+      </w:r>
+      <w:r>
+        <w:rPr>
+          <w:rFonts w:ascii="Times New Roman" w:eastAsia="Times New Roman" w:hAnsi="Times New Roman" w:cs="Times New Roman"/>
+          <w:b/>
+          <w:bCs/>
+          <w:sz w:val="24"/>
+          <w:szCs w:val="24"/>
+        </w:rPr>
+        <w:t>TRUONG THANH TM - PP COMPANY LIMITED</w:t>
+      </w:r>
+    </w:p>
+    <w:p>
+      <w:pPr>
+        <w:spacing w:before="100" w:beforeAutospacing="1" w:after="100" w:afterAutospacing="1" w:line="240" w:lineRule="auto"/>
+        <w:ind w:left="720" w:right="0" w:firstLine="720"/>
+        <w:rPr>
+          <w:rFonts w:ascii="Times New Roman" w:eastAsia="Times New Roman" w:hAnsi="Times New Roman" w:cs="Times New Roman"/>
+          <w:sz w:val="24"/>
+          <w:szCs w:val="24"/>
+        </w:rPr>
+      </w:pPr>
+      <w:r>
+        <w:rPr>
+          <w:rFonts w:ascii="Times New Roman" w:eastAsia="Times New Roman" w:hAnsi="Times New Roman" w:cs="Times New Roman"/>
+          <w:sz w:val="24"/>
+          <w:szCs w:val="24"/>
+        </w:rPr>
+        <w:t xml:space="preserve">Tên công ty viết tắt: </w:t>
+      </w:r>
+      <w:r>
+        <w:rPr>
+          <w:rFonts w:ascii="Times New Roman" w:eastAsia="Times New Roman" w:hAnsi="Times New Roman" w:cs="Times New Roman"/>
+          <w:b/>
+          <w:bCs/>
+          <w:sz w:val="24"/>
+          <w:szCs w:val="24"/>
+        </w:rPr>
+        <w:t>TRUONG THANH TM - PP CO., LTD</w:t>
+      </w:r>
+    </w:p>
     <w:p>
       <w:pPr>
         <w:ind w:left="720" w:right="0"/>
@@ -2739,35 +1098,43 @@
           <w:sz w:val="24"/>
           <w:szCs w:val="24"/>
         </w:rPr>
-        <w:t xml:space="preserve">: Giao cho Ông/ Bà </w:t>
-      </w:r>
-      <w:r>
-        <w:rPr>
-          <w:rFonts w:ascii="Times New Roman" w:eastAsia="Times New Roman" w:hAnsi="Times New Roman" w:cs="Times New Roman"/>
-          <w:b/>
-          <w:bCs/>
-          <w:sz w:val="24"/>
-          <w:szCs w:val="24"/>
-        </w:rPr>
-        <w:t>PHẠM THÁI VIỆT</w:t>
-      </w:r>
-      <w:bookmarkStart w:id="0" w:name="_GoBack"/>
-      <w:bookmarkEnd w:id="0"/>
-      <w:r>
-        <w:rPr>
-          <w:rFonts w:ascii="Times New Roman" w:hAnsi="Times New Roman"/>
-          <w:sz w:val="24"/>
-          <w:szCs w:val="24"/>
-        </w:rPr>
-        <w:t xml:space="preserve"> </w:t>
-      </w:r>
-      <w:r>
-        <w:rPr>
-          <w:rFonts w:ascii="Times New Roman" w:hAnsi="Times New Roman" w:cs="Times New Roman"/>
-          <w:sz w:val="24"/>
-          <w:szCs w:val="24"/>
-        </w:rPr>
-        <w:t>tiến hành các thủ tục cần thiết theo quy định của pháp luật.</w:t>
+        <w:t xml:space="preserve">: </w:t>
+      </w:r>
+      <w:r>
+        <w:rPr>
+          <w:rFonts w:ascii="Times New Roman" w:eastAsia="Times New Roman" w:hAnsi="Times New Roman" w:cs="Times New Roman"/>
+          <w:sz w:val="26"/>
+        </w:rPr>
+        <w:t>T</w:t>
+      </w:r>
+      <w:r>
+        <w:rPr>
+          <w:rFonts w:ascii="Times New Roman" w:eastAsia="Times New Roman" w:hAnsi="Times New Roman" w:cs="Times New Roman"/>
+          <w:sz w:val="26"/>
+        </w:rPr>
+        <w:t xml:space="preserve">hay đổi </w:t>
+      </w:r>
+      <w:r>
+        <w:rPr>
+          <w:rFonts w:ascii="Times New Roman" w:eastAsia="Times New Roman" w:hAnsi="Times New Roman" w:cs="Times New Roman"/>
+          <w:sz w:val="26"/>
+        </w:rPr>
+        <w:t>địa chỉ trụ sở công ty</w:t>
+      </w:r>
+      <w:r>
+        <w:rPr>
+          <w:rFonts w:ascii="Times New Roman" w:eastAsia="Times New Roman" w:hAnsi="Times New Roman" w:cs="Times New Roman"/>
+          <w:sz w:val="26"/>
+        </w:rPr>
+        <w:t xml:space="preserve"> như sau</w:t>
+      </w:r>
+      <w:r>
+        <w:rPr>
+          <w:rFonts w:ascii="Times New Roman" w:hAnsi="Times New Roman" w:cs="Times New Roman"/>
+          <w:sz w:val="24"/>
+          <w:szCs w:val="24"/>
+        </w:rPr>
+        <w:t>:</w:t>
       </w:r>
     </w:p>
     <w:p>
@@ -2784,12 +1151,154 @@
       <w:r>
         <w:rPr>
           <w:rFonts w:ascii="Times New Roman" w:hAnsi="Times New Roman" w:cs="Times New Roman"/>
-          <w:b/>
-          <w:bCs/>
-          <w:sz w:val="24"/>
-          <w:szCs w:val="24"/>
-        </w:rPr>
-        <w:t> </w:t>
+          <w:sz w:val="24"/>
+          <w:szCs w:val="24"/>
+        </w:rPr>
+        <w:tab/>
+      </w:r>
+    </w:p>
+    <w:p>
+      <w:pPr>
+        <w:spacing w:after="120" w:line="240" w:lineRule="auto"/>
+        <w:ind w:left="0" w:right="0" w:firstLine="720"/>
+        <w:jc w:val="both"/>
+        <w:rPr>
+          <w:rFonts w:ascii="Times New Roman" w:hAnsi="Times New Roman" w:cs="Times New Roman"/>
+          <w:b/>
+          <w:sz w:val="24"/>
+          <w:szCs w:val="24"/>
+        </w:rPr>
+      </w:pPr>
+      <w:r>
+        <w:rPr>
+          <w:rFonts w:ascii="Times New Roman" w:hAnsi="Times New Roman" w:cs="Times New Roman"/>
+          <w:b/>
+          <w:sz w:val="24"/>
+          <w:szCs w:val="24"/>
+        </w:rPr>
+        <w:lastRenderedPageBreak/>
+        <w:t>Địa chỉ hiện tại:</w:t>
+      </w:r>
+    </w:p>
+    <w:p>
+      <w:pPr>
+        <w:spacing w:after="120" w:line="240" w:lineRule="auto"/>
+        <w:ind w:left="720" w:right="0" w:firstLine="720"/>
+        <w:jc w:val="both"/>
+        <w:rPr>
+          <w:rFonts w:ascii="Times New Roman" w:eastAsia="Times New Roman" w:hAnsi="Times New Roman" w:cs="Times New Roman"/>
+          <w:sz w:val="24"/>
+          <w:szCs w:val="24"/>
+        </w:rPr>
+      </w:pPr>
+      <w:r>
+        <w:rPr>
+          <w:rFonts w:ascii="Times New Roman" w:eastAsia="Times New Roman" w:hAnsi="Times New Roman" w:cs="Times New Roman"/>
+          <w:sz w:val="24"/>
+          <w:szCs w:val="24"/>
+        </w:rPr>
+        <w:t>431/5 Khu phố 4 Đường 22/12, Phường An Phú, Thành phố Hồ Chí Minh, Việt Nam</w:t>
+      </w:r>
+    </w:p>
+    <w:p>
+      <w:pPr>
+        <w:spacing w:after="120" w:line="240" w:lineRule="auto"/>
+        <w:ind w:left="0" w:right="0" w:firstLine="720"/>
+        <w:jc w:val="both"/>
+        <w:rPr>
+          <w:rFonts w:ascii="Times New Roman" w:eastAsia="Times New Roman" w:hAnsi="Times New Roman" w:cs="Times New Roman"/>
+          <w:b/>
+          <w:sz w:val="24"/>
+          <w:szCs w:val="24"/>
+        </w:rPr>
+      </w:pPr>
+      <w:r>
+        <w:rPr>
+          <w:rFonts w:ascii="Times New Roman" w:eastAsia="Times New Roman" w:hAnsi="Times New Roman" w:cs="Times New Roman"/>
+          <w:b/>
+          <w:sz w:val="24"/>
+          <w:szCs w:val="24"/>
+        </w:rPr>
+        <w:t>Địa chỉ sau thay đổi:</w:t>
+      </w:r>
+    </w:p>
+    <w:p>
+      <w:pPr>
+        <w:spacing w:after="120" w:line="240" w:lineRule="auto"/>
+        <w:ind w:left="720" w:right="0" w:firstLine="720"/>
+        <w:jc w:val="both"/>
+        <w:rPr>
+          <w:rFonts w:ascii="Times New Roman" w:hAnsi="Times New Roman" w:cs="Times New Roman"/>
+          <w:sz w:val="24"/>
+          <w:szCs w:val="24"/>
+        </w:rPr>
+      </w:pPr>
+      <w:r>
+        <w:rPr>
+          <w:rFonts w:ascii="Times New Roman" w:eastAsia="Times New Roman" w:hAnsi="Times New Roman" w:cs="Times New Roman"/>
+          <w:sz w:val="24"/>
+          <w:szCs w:val="24"/>
+        </w:rPr>
+        <w:t xml:space="preserve">Số </w:t>
+      </w:r>
+      <w:r>
+        <w:rPr>
+          <w:rFonts w:ascii="Times New Roman" w:eastAsia="Times New Roman" w:hAnsi="Times New Roman" w:cs="Times New Roman"/>
+          <w:sz w:val="24"/>
+          <w:szCs w:val="24"/>
+        </w:rPr>
+        <w:t>431/5</w:t>
+      </w:r>
+      <w:r>
+        <w:rPr>
+          <w:rFonts w:ascii="Times New Roman" w:eastAsia="Times New Roman" w:hAnsi="Times New Roman" w:cs="Times New Roman"/>
+          <w:sz w:val="24"/>
+          <w:szCs w:val="24"/>
+        </w:rPr>
+        <w:t xml:space="preserve"> đ</w:t>
+      </w:r>
+      <w:r>
+        <w:rPr>
+          <w:rFonts w:ascii="Times New Roman" w:eastAsia="Times New Roman" w:hAnsi="Times New Roman" w:cs="Times New Roman"/>
+          <w:sz w:val="24"/>
+          <w:szCs w:val="24"/>
+        </w:rPr>
+        <w:t>ường 22/12</w:t>
+      </w:r>
+      <w:r>
+        <w:rPr>
+          <w:rFonts w:ascii="Times New Roman" w:eastAsia="Times New Roman" w:hAnsi="Times New Roman" w:cs="Times New Roman"/>
+          <w:sz w:val="24"/>
+          <w:szCs w:val="24"/>
+        </w:rPr>
+        <w:t>, Khu phố 4</w:t>
+      </w:r>
+      <w:r>
+        <w:rPr>
+          <w:rFonts w:ascii="Times New Roman" w:eastAsia="Times New Roman" w:hAnsi="Times New Roman" w:cs="Times New Roman"/>
+          <w:sz w:val="24"/>
+          <w:szCs w:val="24"/>
+        </w:rPr>
+        <w:t>, Phường An Phú, Thành phố Hồ Chí Minh, Việt Nam</w:t>
+      </w:r>
+    </w:p>
+    <w:p>
+      <w:pPr>
+        <w:spacing w:after="120" w:line="240" w:lineRule="auto"/>
+        <w:ind w:left="0" w:right="0" w:firstLine="360"/>
+        <w:rPr>
+          <w:rFonts w:ascii="Times New Roman" w:hAnsi="Times New Roman" w:cs="Times New Roman"/>
+          <w:sz w:val="24"/>
+          <w:szCs w:val="24"/>
+        </w:rPr>
+      </w:pPr>
+      <w:r>
+        <w:rPr>
+          <w:rFonts w:ascii="Times New Roman" w:hAnsi="Times New Roman" w:cs="Times New Roman"/>
+          <w:sz w:val="24"/>
+          <w:szCs w:val="24"/>
+        </w:rPr>
+        <w:tab/>
       </w:r>
     </w:p>
     <w:p>
@@ -2831,7 +1340,33 @@
           <w:sz w:val="24"/>
           <w:szCs w:val="24"/>
         </w:rPr>
-        <w:t>: Người đại diện theo pháp luật của công ty có trách nhiệm thi hành Quyết định này.</w:t>
+        <w:t xml:space="preserve">: Giao cho Ông/ Bà </w:t>
+      </w:r>
+      <w:r>
+        <w:rPr>
+          <w:rFonts w:ascii="Times New Roman" w:eastAsia="Times New Roman" w:hAnsi="Times New Roman" w:cs="Times New Roman"/>
+          <w:b/>
+          <w:bCs/>
+          <w:sz w:val="24"/>
+          <w:szCs w:val="24"/>
+        </w:rPr>
+        <w:t>PHẠM THÁI VIỆT</w:t>
+      </w:r>
+      <w:r>
+        <w:rPr>
+          <w:rFonts w:ascii="Times New Roman" w:hAnsi="Times New Roman"/>
+          <w:sz w:val="24"/>
+          <w:szCs w:val="24"/>
+        </w:rPr>
+        <w:t xml:space="preserve"> </w:t>
+      </w:r>
+      <w:r>
+        <w:rPr>
+          <w:rFonts w:ascii="Times New Roman" w:hAnsi="Times New Roman" w:cs="Times New Roman"/>
+          <w:sz w:val="24"/>
+          <w:szCs w:val="24"/>
+        </w:rPr>
+        <w:t>tiến hành các thủ tục cần thiết theo quy định của pháp luật.</w:t>
       </w:r>
     </w:p>
     <w:p>
@@ -2845,16 +1380,6 @@
           <w:szCs w:val="24"/>
         </w:rPr>
       </w:pPr>
-      <w:r>
-        <w:rPr>
-          <w:rFonts w:ascii="Times New Roman" w:hAnsi="Times New Roman" w:cs="Times New Roman"/>
-          <w:b/>
-          <w:bCs/>
-          <w:sz w:val="24"/>
-          <w:szCs w:val="24"/>
-        </w:rPr>
-        <w:t> </w:t>
-      </w:r>
     </w:p>
     <w:p>
       <w:pPr>
@@ -2874,6 +1399,28 @@
           <w:bCs/>
           <w:sz w:val="24"/>
           <w:szCs w:val="24"/>
+        </w:rPr>
+        <w:t> </w:t>
+      </w:r>
+    </w:p>
+    <w:p>
+      <w:pPr>
+        <w:spacing w:after="120" w:line="240" w:lineRule="auto"/>
+        <w:ind w:left="0" w:right="0" w:firstLine="360"/>
+        <w:jc w:val="both"/>
+        <w:rPr>
+          <w:rFonts w:ascii="Times New Roman" w:hAnsi="Times New Roman" w:cs="Times New Roman"/>
+          <w:sz w:val="24"/>
+          <w:szCs w:val="24"/>
+        </w:rPr>
+      </w:pPr>
+      <w:r>
+        <w:rPr>
+          <w:rFonts w:ascii="Times New Roman" w:hAnsi="Times New Roman" w:cs="Times New Roman"/>
+          <w:b/>
+          <w:bCs/>
+          <w:sz w:val="24"/>
+          <w:szCs w:val="24"/>
           <w:u w:val="single"/>
         </w:rPr>
         <w:t xml:space="preserve">Điều </w:t>
@@ -2895,7 +1442,71 @@
           <w:sz w:val="24"/>
           <w:szCs w:val="24"/>
         </w:rPr>
-        <w:t>: Quyết định này có hiệu lực kể từ ngày ký.</w:t>
+        <w:t>: Người đại diện theo pháp luật của công ty có trách nhiệm thi hành Quyết định này.</w:t>
+      </w:r>
+    </w:p>
+    <w:p>
+      <w:pPr>
+        <w:spacing w:after="120" w:line="240" w:lineRule="auto"/>
+        <w:ind w:left="0" w:right="0" w:firstLine="360"/>
+        <w:jc w:val="both"/>
+        <w:rPr>
+          <w:rFonts w:ascii="Times New Roman" w:hAnsi="Times New Roman" w:cs="Times New Roman"/>
+          <w:sz w:val="24"/>
+          <w:szCs w:val="24"/>
+        </w:rPr>
+      </w:pPr>
+      <w:r>
+        <w:rPr>
+          <w:rFonts w:ascii="Times New Roman" w:hAnsi="Times New Roman" w:cs="Times New Roman"/>
+          <w:b/>
+          <w:bCs/>
+          <w:sz w:val="24"/>
+          <w:szCs w:val="24"/>
+        </w:rPr>
+        <w:t> </w:t>
+      </w:r>
+    </w:p>
+    <w:p>
+      <w:pPr>
+        <w:spacing w:after="120" w:line="240" w:lineRule="auto"/>
+        <w:ind w:left="0" w:right="0" w:firstLine="360"/>
+        <w:jc w:val="both"/>
+        <w:rPr>
+          <w:rFonts w:ascii="Times New Roman" w:hAnsi="Times New Roman" w:cs="Times New Roman"/>
+          <w:sz w:val="24"/>
+          <w:szCs w:val="24"/>
+        </w:rPr>
+      </w:pPr>
+      <w:r>
+        <w:rPr>
+          <w:rFonts w:ascii="Times New Roman" w:hAnsi="Times New Roman" w:cs="Times New Roman"/>
+          <w:b/>
+          <w:bCs/>
+          <w:sz w:val="24"/>
+          <w:szCs w:val="24"/>
+          <w:u w:val="single"/>
+        </w:rPr>
+        <w:t xml:space="preserve">Điều </w:t>
+      </w:r>
+      <w:r>
+        <w:rPr>
+          <w:rFonts w:ascii="Times New Roman" w:hAnsi="Times New Roman" w:cs="Times New Roman"/>
+          <w:b/>
+          <w:bCs/>
+          <w:sz w:val="24"/>
+          <w:szCs w:val="24"/>
+          <w:u w:val="single"/>
+        </w:rPr>
+        <w:t>5:</w:t>
+      </w:r>
+      <w:r>
+        <w:rPr>
+          <w:rFonts w:ascii="Times New Roman" w:hAnsi="Times New Roman" w:cs="Times New Roman"/>
+          <w:sz w:val="24"/>
+          <w:szCs w:val="24"/>
+        </w:rPr>
+        <w:t xml:space="preserve"> Quyết định này có hiệu lực kể từ ngày ký.</w:t>
       </w:r>
     </w:p>
     <w:p>
@@ -2993,8 +1604,10 @@
                 <w:sz w:val="24"/>
                 <w:szCs w:val="24"/>
               </w:rPr>
-              <w:t>3</w:t>
-            </w:r>
+              <w:t>4</w:t>
+            </w:r>
+            <w:bookmarkStart w:id="0" w:name="_GoBack"/>
+            <w:bookmarkEnd w:id="0"/>
             <w:r>
               <w:rPr>
                 <w:rFonts w:ascii="Times New Roman" w:hAnsi="Times New Roman" w:cs="Times New Roman"/>
@@ -4507,6 +3120,21 @@
 </file>
 
 <file path=customXml/item1.xml><?xml version="1.0" encoding="utf-8"?>
+<p:properties xmlns:p="http://schemas.microsoft.com/office/2006/metadata/properties" xmlns:xsi="http://www.w3.org/2001/XMLSchema-instance" xmlns:pc="http://schemas.microsoft.com/office/infopath/2007/PartnerControls">
+  <documentManagement>
+    <AlternateThumbnailUrl xmlns="http://schemas.microsoft.com/sharepoint/v3">
+      <Url xsi:nil="true"/>
+      <Description xsi:nil="true"/>
+    </AlternateThumbnailUrl>
+    <VideoThumbnail xmlns="4ae7861e-4bff-47fb-9754-a3da037d4eb5" xsi:nil="true"/>
+    <ImageCreateDate xmlns="http://schemas.microsoft.com/sharepoint/v3" xsi:nil="true"/>
+    <GetImgForVideo xmlns="4ae7861e-4bff-47fb-9754-a3da037d4eb5" xsi:nil="true"/>
+    <Description xmlns="http://schemas.microsoft.com/sharepoint/v3" xsi:nil="true"/>
+  </documentManagement>
+</p:properties>
+</file>
+
+<file path=customXml/item2.xml><?xml version="1.0" encoding="utf-8"?>
 <ct:contentTypeSchema xmlns:ct="http://schemas.microsoft.com/office/2006/metadata/contentType" xmlns:ma="http://schemas.microsoft.com/office/2006/metadata/properties/metaAttributes" ct:_="" ma:_="" ma:contentTypeName="Picture" ma:contentTypeID="0x0101020088C615AFA6081A4EAC6D0C7B5DE5004C" ma:contentTypeVersion="3" ma:contentTypeDescription="Upload an image or a photograph." ma:contentTypeScope="" ma:versionID="8a358c36b680c6236bc77b7a1286c80c">
   <xsd:schema xmlns:xsd="http://www.w3.org/2001/XMLSchema" xmlns:xs="http://www.w3.org/2001/XMLSchema" xmlns:p="http://schemas.microsoft.com/office/2006/metadata/properties" xmlns:ns1="http://schemas.microsoft.com/sharepoint/v3" xmlns:ns2="4ae7861e-4bff-47fb-9754-a3da037d4eb5" targetNamespace="http://schemas.microsoft.com/office/2006/metadata/properties" ma:root="true" ma:fieldsID="1315e3235dfc98430f19347398624d38" ns1:_="" ns2:_="">
     <xsd:import namespace="http://schemas.microsoft.com/sharepoint/v3"/>
@@ -4694,21 +3322,6 @@
 </ct:contentTypeSchema>
 </file>
 
-<file path=customXml/item2.xml><?xml version="1.0" encoding="utf-8"?>
-<p:properties xmlns:p="http://schemas.microsoft.com/office/2006/metadata/properties" xmlns:xsi="http://www.w3.org/2001/XMLSchema-instance" xmlns:pc="http://schemas.microsoft.com/office/infopath/2007/PartnerControls">
-  <documentManagement>
-    <AlternateThumbnailUrl xmlns="http://schemas.microsoft.com/sharepoint/v3">
-      <Url xsi:nil="true"/>
-      <Description xsi:nil="true"/>
-    </AlternateThumbnailUrl>
-    <VideoThumbnail xmlns="4ae7861e-4bff-47fb-9754-a3da037d4eb5" xsi:nil="true"/>
-    <ImageCreateDate xmlns="http://schemas.microsoft.com/sharepoint/v3" xsi:nil="true"/>
-    <GetImgForVideo xmlns="4ae7861e-4bff-47fb-9754-a3da037d4eb5" xsi:nil="true"/>
-    <Description xmlns="http://schemas.microsoft.com/sharepoint/v3" xsi:nil="true"/>
-  </documentManagement>
-</p:properties>
-</file>
-
 <file path=customXml/item3.xml><?xml version="1.0" encoding="utf-8"?>
 <?mso-contentType ?>
 <FormTemplates xmlns="http://schemas.microsoft.com/sharepoint/v3/contenttype/forms">
@@ -4719,6 +3332,17 @@
 </file>
 
 <file path=customXml/itemProps1.xml><?xml version="1.0" encoding="utf-8"?>
+<ds:datastoreItem xmlns:ds="http://schemas.openxmlformats.org/officeDocument/2006/customXml" ds:itemID="{DFBF5159-804B-4563-9B15-6A0468B25410}">
+  <ds:schemaRefs>
+    <ds:schemaRef ds:uri="http://schemas.microsoft.com/office/2006/metadata/properties"/>
+    <ds:schemaRef ds:uri="http://schemas.microsoft.com/office/infopath/2007/PartnerControls"/>
+    <ds:schemaRef ds:uri="http://schemas.microsoft.com/sharepoint/v3"/>
+    <ds:schemaRef ds:uri="4ae7861e-4bff-47fb-9754-a3da037d4eb5"/>
+  </ds:schemaRefs>
+</ds:datastoreItem>
+</file>
+
+<file path=customXml/itemProps2.xml><?xml version="1.0" encoding="utf-8"?>
 <ds:datastoreItem xmlns:ds="http://schemas.openxmlformats.org/officeDocument/2006/customXml" ds:itemID="{8032CC91-C47F-435F-963C-35AB8945FB24}">
   <ds:schemaRefs>
     <ds:schemaRef ds:uri="http://schemas.microsoft.com/office/2006/metadata/contentType"/>
@@ -4737,17 +3361,6 @@
 </ds:datastoreItem>
 </file>
 
-<file path=customXml/itemProps2.xml><?xml version="1.0" encoding="utf-8"?>
-<ds:datastoreItem xmlns:ds="http://schemas.openxmlformats.org/officeDocument/2006/customXml" ds:itemID="{DFBF5159-804B-4563-9B15-6A0468B25410}">
-  <ds:schemaRefs>
-    <ds:schemaRef ds:uri="http://schemas.microsoft.com/office/2006/metadata/properties"/>
-    <ds:schemaRef ds:uri="http://schemas.microsoft.com/office/infopath/2007/PartnerControls"/>
-    <ds:schemaRef ds:uri="http://schemas.microsoft.com/sharepoint/v3"/>
-    <ds:schemaRef ds:uri="4ae7861e-4bff-47fb-9754-a3da037d4eb5"/>
-  </ds:schemaRefs>
-</ds:datastoreItem>
-</file>
-
 <file path=customXml/itemProps3.xml><?xml version="1.0" encoding="utf-8"?>
 <ds:datastoreItem xmlns:ds="http://schemas.openxmlformats.org/officeDocument/2006/customXml" ds:itemID="{AFD07A8A-035B-44B3-8740-60045F8E4C9F}">
   <ds:schemaRefs>

--- a/CÔNG TY PHÂN PHỐI TRƯỜNG THÀNH/TruongThanh_ThayDoiTen/TruongThanh_QUYẾT ĐỊNH THAY ĐỔI.docx
+++ b/CÔNG TY PHÂN PHỐI TRƯỜNG THÀNH/TruongThanh_ThayDoiTen/TruongThanh_QUYẾT ĐỊNH THAY ĐỔI.docx
@@ -1,6 +1,6 @@
 
 <file path=word/document.xml><?xml version="1.0" encoding="utf-8"?>
-<w:document xmlns:wpc="http://schemas.microsoft.com/office/word/2010/wordprocessingCanvas" xmlns:cx="http://schemas.microsoft.com/office/drawing/2014/chartex" xmlns:cx1="http://schemas.microsoft.com/office/drawing/2015/9/8/chartex" xmlns:mc="http://schemas.openxmlformats.org/markup-compatibility/2006" xmlns:o="urn:schemas-microsoft-com:office:office" xmlns:r="http://schemas.openxmlformats.org/officeDocument/2006/relationships" xmlns:m="http://schemas.openxmlformats.org/officeDocument/2006/math" xmlns:v="urn:schemas-microsoft-com:vml" xmlns:wp14="http://schemas.microsoft.com/office/word/2010/wordprocessingDrawing" xmlns:wp="http://schemas.openxmlformats.org/drawingml/2006/wordprocessingDrawing" xmlns:w10="urn:schemas-microsoft-com:office:word" xmlns:w="http://schemas.openxmlformats.org/wordprocessingml/2006/main" xmlns:w14="http://schemas.microsoft.com/office/word/2010/wordml" xmlns:w15="http://schemas.microsoft.com/office/word/2012/wordml" xmlns:w16se="http://schemas.microsoft.com/office/word/2015/wordml/symex" xmlns:wpg="http://schemas.microsoft.com/office/word/2010/wordprocessingGroup" xmlns:wpi="http://schemas.microsoft.com/office/word/2010/wordprocessingInk" xmlns:wne="http://schemas.microsoft.com/office/word/2006/wordml" xmlns:wps="http://schemas.microsoft.com/office/word/2010/wordprocessingShape" mc:Ignorable="w14 w15 w16se wp14">
+<w:document xmlns:wpc="http://schemas.microsoft.com/office/word/2010/wordprocessingCanvas" xmlns:cx="http://schemas.microsoft.com/office/drawing/2014/chartex" xmlns:mc="http://schemas.openxmlformats.org/markup-compatibility/2006" xmlns:o="urn:schemas-microsoft-com:office:office" xmlns:r="http://schemas.openxmlformats.org/officeDocument/2006/relationships" xmlns:m="http://schemas.openxmlformats.org/officeDocument/2006/math" xmlns:v="urn:schemas-microsoft-com:vml" xmlns:wp14="http://schemas.microsoft.com/office/word/2010/wordprocessingDrawing" xmlns:wp="http://schemas.openxmlformats.org/drawingml/2006/wordprocessingDrawing" xmlns:w10="urn:schemas-microsoft-com:office:word" xmlns:w="http://schemas.openxmlformats.org/wordprocessingml/2006/main" xmlns:w14="http://schemas.microsoft.com/office/word/2010/wordml" xmlns:w15="http://schemas.microsoft.com/office/word/2012/wordml" xmlns:w16se="http://schemas.microsoft.com/office/word/2015/wordml/symex" xmlns:wpg="http://schemas.microsoft.com/office/word/2010/wordprocessingGroup" xmlns:wpi="http://schemas.microsoft.com/office/word/2010/wordprocessingInk" xmlns:wne="http://schemas.microsoft.com/office/word/2006/wordml" xmlns:wps="http://schemas.microsoft.com/office/word/2010/wordprocessingShape" mc:Ignorable="w14 w15 w16se wp14">
   <w:body>
     <w:p>
       <w:pPr>
@@ -83,7 +83,7 @@
                 <w:sz w:val="24"/>
                 <w:szCs w:val="24"/>
               </w:rPr>
-              <w:t>CÔNG TY TNHH THƯƠNG MẠI PHÂN PHỐI TRƯỜNG THÀNH</w:t>
+              <w:t>CÔNG TY TNHH TM - PP KIM THÀNH</w:t>
             </w:r>
           </w:p>
           <w:p>
@@ -267,7 +267,7 @@
                 <w:sz w:val="24"/>
                 <w:szCs w:val="24"/>
               </w:rPr>
-              <w:t>5</w:t>
+              <w:t>22</w:t>
             </w:r>
             <w:r>
               <w:rPr>
@@ -277,7 +277,7 @@
                 <w:sz w:val="24"/>
                 <w:szCs w:val="24"/>
               </w:rPr>
-              <w:t xml:space="preserve">  tháng </w:t>
+              <w:t xml:space="preserve"> tháng </w:t>
             </w:r>
             <w:r>
               <w:rPr>
@@ -513,7 +513,7 @@
               </wp:anchor>
             </w:drawing>
           </mc:Choice>
-          <mc:Fallback>
+          <mc:Fallback xmlns:cx1="http://schemas.microsoft.com/office/drawing/2015/9/8/chartex">
             <w:pict>
               <v:shapetype w14:anchorId="6F2ACA0D" id="_x0000_t32" coordsize="21600,21600" o:spt="32" o:oned="t" path="m,l21600,21600e" filled="f">
                 <v:path arrowok="t" fillok="f" o:connecttype="none"/>
@@ -635,10 +635,12 @@
       <w:r>
         <w:rPr>
           <w:rFonts w:ascii="Times New Roman" w:eastAsia="Times New Roman" w:hAnsi="Times New Roman" w:cs="Times New Roman"/>
-          <w:sz w:val="24"/>
-          <w:szCs w:val="24"/>
-        </w:rPr>
-        <w:t>CÔNG TY TNHH THƯƠNG MẠI PHÂN PHỐI TRƯỜNG THÀNH</w:t>
+          <w:b/>
+          <w:bCs/>
+          <w:sz w:val="24"/>
+          <w:szCs w:val="24"/>
+        </w:rPr>
+        <w:t>CÔNG TY TNHH TM - PP KIM THÀNH</w:t>
       </w:r>
     </w:p>
     <w:p>
@@ -1017,7 +1019,17 @@
           <w:sz w:val="24"/>
           <w:szCs w:val="24"/>
         </w:rPr>
-        <w:t>TRUONG THANH TM - PP COMPANY LIMITED</w:t>
+        <w:t>TRUONG THANH DISTRIBUTION TRADING</w:t>
+      </w:r>
+      <w:r>
+        <w:rPr>
+          <w:rFonts w:ascii="Times New Roman" w:eastAsia="Times New Roman" w:hAnsi="Times New Roman" w:cs="Times New Roman"/>
+          <w:b/>
+          <w:bCs/>
+          <w:sz w:val="24"/>
+          <w:szCs w:val="24"/>
+        </w:rPr>
+        <w:t xml:space="preserve"> COMPANY LIMITED</w:t>
       </w:r>
     </w:p>
     <w:p>
@@ -1046,7 +1058,19 @@
           <w:sz w:val="24"/>
           <w:szCs w:val="24"/>
         </w:rPr>
-        <w:t>TRUONG THANH TM - PP CO., LTD</w:t>
+        <w:t>TRUONG THANH DISTRIBUTION TRADING</w:t>
+      </w:r>
+      <w:bookmarkStart w:id="0" w:name="_GoBack"/>
+      <w:bookmarkEnd w:id="0"/>
+      <w:r>
+        <w:rPr>
+          <w:rFonts w:ascii="Times New Roman" w:eastAsia="Times New Roman" w:hAnsi="Times New Roman" w:cs="Times New Roman"/>
+          <w:b/>
+          <w:bCs/>
+          <w:sz w:val="24"/>
+          <w:szCs w:val="24"/>
+        </w:rPr>
+        <w:t xml:space="preserve"> CO., LTD</w:t>
       </w:r>
     </w:p>
     <w:p>
@@ -1119,14 +1143,7 @@
           <w:rFonts w:ascii="Times New Roman" w:eastAsia="Times New Roman" w:hAnsi="Times New Roman" w:cs="Times New Roman"/>
           <w:sz w:val="26"/>
         </w:rPr>
-        <w:t>địa chỉ trụ sở công ty</w:t>
-      </w:r>
-      <w:r>
-        <w:rPr>
-          <w:rFonts w:ascii="Times New Roman" w:eastAsia="Times New Roman" w:hAnsi="Times New Roman" w:cs="Times New Roman"/>
-          <w:sz w:val="26"/>
-        </w:rPr>
-        <w:t xml:space="preserve"> như sau</w:t>
+        <w:t>địa chỉ trụ sở công ty như sau</w:t>
       </w:r>
       <w:r>
         <w:rPr>
@@ -1154,6 +1171,7 @@
           <w:sz w:val="24"/>
           <w:szCs w:val="24"/>
         </w:rPr>
+        <w:lastRenderedPageBreak/>
         <w:tab/>
       </w:r>
     </w:p>
@@ -1176,7 +1194,6 @@
           <w:sz w:val="24"/>
           <w:szCs w:val="24"/>
         </w:rPr>
-        <w:lastRenderedPageBreak/>
         <w:t>Địa chỉ hiện tại:</w:t>
       </w:r>
     </w:p>
@@ -1197,7 +1214,25 @@
           <w:sz w:val="24"/>
           <w:szCs w:val="24"/>
         </w:rPr>
-        <w:t>431/5 Khu phố 4 Đường 22/12, Phường An Phú, Thành phố Hồ Chí Minh, Việt Nam</w:t>
+        <w:t xml:space="preserve">431/5 Khu phố 4 Đường 22/12, Phường </w:t>
+      </w:r>
+      <w:proofErr w:type="gramStart"/>
+      <w:r>
+        <w:rPr>
+          <w:rFonts w:ascii="Times New Roman" w:eastAsia="Times New Roman" w:hAnsi="Times New Roman" w:cs="Times New Roman"/>
+          <w:sz w:val="24"/>
+          <w:szCs w:val="24"/>
+        </w:rPr>
+        <w:t>An</w:t>
+      </w:r>
+      <w:proofErr w:type="gramEnd"/>
+      <w:r>
+        <w:rPr>
+          <w:rFonts w:ascii="Times New Roman" w:eastAsia="Times New Roman" w:hAnsi="Times New Roman" w:cs="Times New Roman"/>
+          <w:sz w:val="24"/>
+          <w:szCs w:val="24"/>
+        </w:rPr>
+        <w:t xml:space="preserve"> Phú, Thành phố Hồ Chí Minh, Việt Nam</w:t>
       </w:r>
     </w:p>
     <w:p>
@@ -1279,7 +1314,25 @@
           <w:sz w:val="24"/>
           <w:szCs w:val="24"/>
         </w:rPr>
-        <w:t>, Phường An Phú, Thành phố Hồ Chí Minh, Việt Nam</w:t>
+        <w:t xml:space="preserve">, Phường </w:t>
+      </w:r>
+      <w:proofErr w:type="gramStart"/>
+      <w:r>
+        <w:rPr>
+          <w:rFonts w:ascii="Times New Roman" w:eastAsia="Times New Roman" w:hAnsi="Times New Roman" w:cs="Times New Roman"/>
+          <w:sz w:val="24"/>
+          <w:szCs w:val="24"/>
+        </w:rPr>
+        <w:t>An</w:t>
+      </w:r>
+      <w:proofErr w:type="gramEnd"/>
+      <w:r>
+        <w:rPr>
+          <w:rFonts w:ascii="Times New Roman" w:eastAsia="Times New Roman" w:hAnsi="Times New Roman" w:cs="Times New Roman"/>
+          <w:sz w:val="24"/>
+          <w:szCs w:val="24"/>
+        </w:rPr>
+        <w:t xml:space="preserve"> Phú, Thành phố Hồ Chí Minh, Việt Nam</w:t>
       </w:r>
     </w:p>
     <w:p>
@@ -1606,8 +1659,6 @@
               </w:rPr>
               <w:t>4</w:t>
             </w:r>
-            <w:bookmarkStart w:id="0" w:name="_GoBack"/>
-            <w:bookmarkEnd w:id="0"/>
             <w:r>
               <w:rPr>
                 <w:rFonts w:ascii="Times New Roman" w:hAnsi="Times New Roman" w:cs="Times New Roman"/>
@@ -1859,7 +1910,7 @@
 </file>
 
 <file path=word/numbering.xml><?xml version="1.0" encoding="utf-8"?>
-<w:numbering xmlns:wpc="http://schemas.microsoft.com/office/word/2010/wordprocessingCanvas" xmlns:cx="http://schemas.microsoft.com/office/drawing/2014/chartex" xmlns:cx1="http://schemas.microsoft.com/office/drawing/2015/9/8/chartex" xmlns:mc="http://schemas.openxmlformats.org/markup-compatibility/2006" xmlns:o="urn:schemas-microsoft-com:office:office" xmlns:r="http://schemas.openxmlformats.org/officeDocument/2006/relationships" xmlns:m="http://schemas.openxmlformats.org/officeDocument/2006/math" xmlns:v="urn:schemas-microsoft-com:vml" xmlns:wp14="http://schemas.microsoft.com/office/word/2010/wordprocessingDrawing" xmlns:wp="http://schemas.openxmlformats.org/drawingml/2006/wordprocessingDrawing" xmlns:w10="urn:schemas-microsoft-com:office:word" xmlns:w="http://schemas.openxmlformats.org/wordprocessingml/2006/main" xmlns:w14="http://schemas.microsoft.com/office/word/2010/wordml" xmlns:w15="http://schemas.microsoft.com/office/word/2012/wordml" xmlns:w16se="http://schemas.microsoft.com/office/word/2015/wordml/symex" xmlns:wpg="http://schemas.microsoft.com/office/word/2010/wordprocessingGroup" xmlns:wpi="http://schemas.microsoft.com/office/word/2010/wordprocessingInk" xmlns:wne="http://schemas.microsoft.com/office/word/2006/wordml" xmlns:wps="http://schemas.microsoft.com/office/word/2010/wordprocessingShape" mc:Ignorable="w14 w15 w16se wp14">
+<w:numbering xmlns:wpc="http://schemas.microsoft.com/office/word/2010/wordprocessingCanvas" xmlns:cx="http://schemas.microsoft.com/office/drawing/2014/chartex" xmlns:mc="http://schemas.openxmlformats.org/markup-compatibility/2006" xmlns:o="urn:schemas-microsoft-com:office:office" xmlns:r="http://schemas.openxmlformats.org/officeDocument/2006/relationships" xmlns:m="http://schemas.openxmlformats.org/officeDocument/2006/math" xmlns:v="urn:schemas-microsoft-com:vml" xmlns:wp14="http://schemas.microsoft.com/office/word/2010/wordprocessingDrawing" xmlns:wp="http://schemas.openxmlformats.org/drawingml/2006/wordprocessingDrawing" xmlns:w10="urn:schemas-microsoft-com:office:word" xmlns:w="http://schemas.openxmlformats.org/wordprocessingml/2006/main" xmlns:w14="http://schemas.microsoft.com/office/word/2010/wordml" xmlns:w15="http://schemas.microsoft.com/office/word/2012/wordml" xmlns:w16se="http://schemas.microsoft.com/office/word/2015/wordml/symex" xmlns:wpg="http://schemas.microsoft.com/office/word/2010/wordprocessingGroup" xmlns:wpi="http://schemas.microsoft.com/office/word/2010/wordprocessingInk" xmlns:wne="http://schemas.microsoft.com/office/word/2006/wordml" xmlns:wps="http://schemas.microsoft.com/office/word/2010/wordprocessingShape" mc:Ignorable="w14 w15 w16se wp14">
   <w:abstractNum w:abstractNumId="0" w15:restartNumberingAfterBreak="0">
     <w:nsid w:val="2DD33241"/>
     <w:multiLevelType w:val="hybridMultilevel"/>
